--- a/fuentes/CF7_524537_DU.docx
+++ b/fuentes/CF7_524537_DU.docx
@@ -2332,7 +2332,7 @@
           <w:lang w:eastAsia="es-CO"/>
         </w:rPr>
         <w:drawing>
-          <wp:inline distT="0" distB="0" distL="0" distR="0" wp14:anchorId="1C4A55E6" wp14:editId="69FDC4C6">
+          <wp:inline distT="0" distB="0" distL="0" distR="0" wp14:anchorId="1C4A55E6" wp14:editId="46EBCEF8">
             <wp:extent cx="4680000" cy="2632500"/>
             <wp:effectExtent l="0" t="0" r="6350" b="0"/>
             <wp:docPr id="3" name="Imagen 3">
@@ -2763,21 +2763,7 @@
         <w:rPr>
           <w:lang w:eastAsia="es-CO"/>
         </w:rPr>
-        <w:t xml:space="preserve">Es importante mencionar los principios de calidad para el control de </w:t>
-      </w:r>
-      <w:proofErr w:type="gramStart"/>
-      <w:r>
-        <w:rPr>
-          <w:lang w:eastAsia="es-CO"/>
-        </w:rPr>
-        <w:t>la misma</w:t>
-      </w:r>
-      <w:proofErr w:type="gramEnd"/>
-      <w:r>
-        <w:rPr>
-          <w:lang w:eastAsia="es-CO"/>
-        </w:rPr>
-        <w:t>:</w:t>
+        <w:t>Es importante mencionar los principios de calidad para el control de la misma:</w:t>
       </w:r>
     </w:p>
     <w:p>
@@ -3527,15 +3513,7 @@
     </w:p>
     <w:p>
       <w:r>
-        <w:t xml:space="preserve">Mejor llamado control estadístico de la </w:t>
-      </w:r>
-      <w:proofErr w:type="gramStart"/>
-      <w:r>
-        <w:t>calidad,</w:t>
-      </w:r>
-      <w:proofErr w:type="gramEnd"/>
-      <w:r>
-        <w:t xml:space="preserve"> es el proceso conformado por una serie de técnicas para analizar el comportamiento de las variaciones de los requisitos del producto, con el fin de establecer acciones que mejoren su calidad, en pro de aumentar las ventas y la productividad de la empresa.</w:t>
+        <w:t>Mejor llamado control estadístico de la calidad, es el proceso conformado por una serie de técnicas para analizar el comportamiento de las variaciones de los requisitos del producto, con el fin de establecer acciones que mejoren su calidad, en pro de aumentar las ventas y la productividad de la empresa.</w:t>
       </w:r>
     </w:p>
     <w:p>
@@ -3589,15 +3567,7 @@
         </w:numPr>
       </w:pPr>
       <w:r>
-        <w:t xml:space="preserve">Externo: recibe el producto. Tener en cuenta que quien lo usa es el consumidor </w:t>
-      </w:r>
-      <w:proofErr w:type="gramStart"/>
-      <w:r>
-        <w:t>del mismo</w:t>
-      </w:r>
-      <w:proofErr w:type="gramEnd"/>
-      <w:r>
-        <w:t>.</w:t>
+        <w:t>Externo: recibe el producto. Tener en cuenta que quien lo usa es el consumidor del mismo.</w:t>
       </w:r>
     </w:p>
     <w:p>
@@ -4884,154 +4854,79 @@
       <w:r>
         <w:t xml:space="preserve">La calidad 4.0 está relacionada con la revolución digital, teniendo en cuenta las tecnologías </w:t>
       </w:r>
-      <w:proofErr w:type="spellStart"/>
       <w:r>
         <w:rPr>
           <w:rStyle w:val="Extranjerismo"/>
           <w:lang w:val="es-CO"/>
         </w:rPr>
-        <w:t>big</w:t>
-      </w:r>
-      <w:proofErr w:type="spellEnd"/>
+        <w:t>big data</w:t>
+      </w:r>
+      <w:r>
+        <w:t xml:space="preserve">, inteligencia artificial, </w:t>
+      </w:r>
       <w:r>
         <w:rPr>
           <w:rStyle w:val="Extranjerismo"/>
           <w:lang w:val="es-CO"/>
         </w:rPr>
-        <w:t xml:space="preserve"> data</w:t>
-      </w:r>
-      <w:r>
-        <w:t xml:space="preserve">, inteligencia artificial, </w:t>
-      </w:r>
-      <w:r>
+        <w:t>machine learning, deep learning</w:t>
+      </w:r>
+      <w:r>
+        <w:t xml:space="preserve"> e internet de las cosas. La automatización de los procesos proporciona agilidad, más seguridad en los datos porque disminuye la presentación de información incorrecta, y más conocimiento sobre cada área de la empresa.</w:t>
+      </w:r>
+    </w:p>
+    <w:p>
+      <w:pPr>
         <w:rPr>
           <w:rStyle w:val="Extranjerismo"/>
           <w:lang w:val="es-CO"/>
         </w:rPr>
-        <w:t xml:space="preserve">machine </w:t>
-      </w:r>
-      <w:proofErr w:type="spellStart"/>
+      </w:pPr>
+      <w:r>
+        <w:t xml:space="preserve">La implementación básica se refiere a la utilización de </w:t>
+      </w:r>
       <w:r>
         <w:rPr>
           <w:rStyle w:val="Extranjerismo"/>
           <w:lang w:val="es-CO"/>
         </w:rPr>
-        <w:t>learning</w:t>
-      </w:r>
-      <w:proofErr w:type="spellEnd"/>
+        <w:t>software</w:t>
+      </w:r>
+      <w:r>
+        <w:t xml:space="preserve"> especializado</w:t>
+      </w:r>
+      <w:r>
+        <w:t>,</w:t>
+      </w:r>
+      <w:r>
+        <w:t xml:space="preserve"> de herramientas de calidad como los programas SPSS, </w:t>
+      </w:r>
       <w:r>
         <w:rPr>
           <w:rStyle w:val="Extranjerismo"/>
           <w:lang w:val="es-CO"/>
         </w:rPr>
-        <w:t xml:space="preserve">, </w:t>
-      </w:r>
-      <w:proofErr w:type="spellStart"/>
+        <w:t>Statgraphics Centurion</w:t>
+      </w:r>
+      <w:r>
+        <w:t xml:space="preserve"> o SAS</w:t>
+      </w:r>
+      <w:r>
+        <w:t>,</w:t>
+      </w:r>
+      <w:r>
+        <w:t xml:space="preserve"> de recursos relacionados con internet de las cosas, por ejemplo, la geolocalización con </w:t>
+      </w:r>
+      <w:r>
+        <w:lastRenderedPageBreak/>
+        <w:t xml:space="preserve">aplicaciones con códigos QR, y las relacionadas con las herramientas </w:t>
+      </w:r>
       <w:r>
         <w:rPr>
           <w:rStyle w:val="Extranjerismo"/>
           <w:lang w:val="es-CO"/>
         </w:rPr>
-        <w:t>deep</w:t>
-      </w:r>
-      <w:proofErr w:type="spellEnd"/>
-      <w:r>
-        <w:rPr>
-          <w:rStyle w:val="Extranjerismo"/>
-          <w:lang w:val="es-CO"/>
-        </w:rPr>
-        <w:t xml:space="preserve"> </w:t>
-      </w:r>
-      <w:proofErr w:type="spellStart"/>
-      <w:r>
-        <w:rPr>
-          <w:rStyle w:val="Extranjerismo"/>
-          <w:lang w:val="es-CO"/>
-        </w:rPr>
-        <w:t>learning</w:t>
-      </w:r>
-      <w:proofErr w:type="spellEnd"/>
-      <w:r>
-        <w:t xml:space="preserve"> e internet de las cosas. La automatización de los procesos proporciona agilidad, más seguridad en los datos porque disminuye la presentación de información incorrecta, y más conocimiento sobre cada área de la empresa.</w:t>
-      </w:r>
-    </w:p>
-    <w:p>
-      <w:pPr>
-        <w:rPr>
-          <w:rStyle w:val="Extranjerismo"/>
-          <w:lang w:val="es-CO"/>
-        </w:rPr>
-      </w:pPr>
-      <w:r>
-        <w:t xml:space="preserve">La implementación básica se refiere a la utilización de </w:t>
-      </w:r>
-      <w:r>
-        <w:rPr>
-          <w:rStyle w:val="Extranjerismo"/>
-          <w:lang w:val="es-CO"/>
-        </w:rPr>
-        <w:t>software</w:t>
-      </w:r>
-      <w:r>
-        <w:t xml:space="preserve"> especializado</w:t>
-      </w:r>
-      <w:r>
-        <w:t>,</w:t>
-      </w:r>
-      <w:r>
-        <w:t xml:space="preserve"> de herramientas de calidad como los programas SPSS, </w:t>
-      </w:r>
-      <w:proofErr w:type="spellStart"/>
-      <w:r>
-        <w:rPr>
-          <w:rStyle w:val="Extranjerismo"/>
-          <w:lang w:val="es-CO"/>
-        </w:rPr>
-        <w:t>Statgraphics</w:t>
-      </w:r>
-      <w:proofErr w:type="spellEnd"/>
-      <w:r>
-        <w:rPr>
-          <w:rStyle w:val="Extranjerismo"/>
-          <w:lang w:val="es-CO"/>
-        </w:rPr>
-        <w:t xml:space="preserve"> Centurion</w:t>
-      </w:r>
-      <w:r>
-        <w:t xml:space="preserve"> o SAS</w:t>
-      </w:r>
-      <w:r>
-        <w:t>,</w:t>
-      </w:r>
-      <w:r>
-        <w:t xml:space="preserve"> de recursos relacionados con internet de las cosas, por ejemplo, la geolocalización con </w:t>
-      </w:r>
-      <w:r>
-        <w:lastRenderedPageBreak/>
-        <w:t xml:space="preserve">aplicaciones con códigos QR, y las relacionadas con las herramientas </w:t>
-      </w:r>
-      <w:r>
-        <w:rPr>
-          <w:rStyle w:val="Extranjerismo"/>
-          <w:lang w:val="es-CO"/>
-        </w:rPr>
-        <w:t xml:space="preserve">Lean </w:t>
-      </w:r>
-      <w:proofErr w:type="spellStart"/>
-      <w:r>
-        <w:rPr>
-          <w:rStyle w:val="Extranjerismo"/>
-          <w:lang w:val="es-CO"/>
-        </w:rPr>
-        <w:t>Manufacturing</w:t>
-      </w:r>
-      <w:proofErr w:type="spellEnd"/>
-      <w:r>
-        <w:rPr>
-          <w:rStyle w:val="Extranjerismo"/>
-          <w:lang w:val="es-CO"/>
-        </w:rPr>
-        <w:t>.</w:t>
+        <w:t>Lean Manufacturing.</w:t>
       </w:r>
     </w:p>
     <w:p>
@@ -5772,15 +5667,7 @@
         <w:t xml:space="preserve"> Kaizen</w:t>
       </w:r>
       <w:r>
-        <w:t xml:space="preserve"> ubicada en las referencias bibliográficas (</w:t>
-      </w:r>
-      <w:proofErr w:type="spellStart"/>
-      <w:r>
-        <w:t>Lefcovich</w:t>
-      </w:r>
-      <w:proofErr w:type="spellEnd"/>
-      <w:r>
-        <w:t>, 2009).</w:t>
+        <w:t xml:space="preserve"> ubicada en las referencias bibliográficas (Lefcovich, 2009).</w:t>
       </w:r>
     </w:p>
     <w:p>
@@ -5794,15 +5681,7 @@
         <w:t xml:space="preserve">Kaizen </w:t>
       </w:r>
       <w:r>
-        <w:t xml:space="preserve">fue desarrollada en Japón una vez terminada la II Guerra Mundial, la cual inicia con el análisis del problema; en la siguiente figura se pueden consultar los diferentes aspectos </w:t>
-      </w:r>
-      <w:proofErr w:type="gramStart"/>
-      <w:r>
-        <w:t>a</w:t>
-      </w:r>
-      <w:proofErr w:type="gramEnd"/>
-      <w:r>
-        <w:t xml:space="preserve"> tener en cuenta:</w:t>
+        <w:t>fue desarrollada en Japón una vez terminada la II Guerra Mundial, la cual inicia con el análisis del problema; en la siguiente figura se pueden consultar los diferentes aspectos a tener en cuenta:</w:t>
       </w:r>
       <w:r>
         <w:tab/>
@@ -6299,123 +6178,87 @@
             <w:r>
               <w:t xml:space="preserve">Documentar el flujo de información, calcular </w:t>
             </w:r>
-            <w:proofErr w:type="spellStart"/>
             <w:r>
               <w:rPr>
                 <w:rStyle w:val="Extranjerismo"/>
                 <w:lang w:val="es-CO"/>
               </w:rPr>
-              <w:t>takt</w:t>
-            </w:r>
-            <w:proofErr w:type="spellEnd"/>
+              <w:t>takt time</w:t>
+            </w:r>
+            <w:r>
+              <w:t>, diagrama espagueti, y documentación.</w:t>
+            </w:r>
+          </w:p>
+        </w:tc>
+      </w:tr>
+      <w:tr>
+        <w:tc>
+          <w:tcPr>
+            <w:tcW w:w="2490" w:type="dxa"/>
+          </w:tcPr>
+          <w:p>
+            <w:pPr>
+              <w:ind w:firstLine="0"/>
+            </w:pPr>
+            <w:r>
+              <w:t>N/A</w:t>
+            </w:r>
+          </w:p>
+        </w:tc>
+        <w:tc>
+          <w:tcPr>
+            <w:tcW w:w="2490" w:type="dxa"/>
+          </w:tcPr>
+          <w:p>
+            <w:pPr>
+              <w:ind w:firstLine="0"/>
+            </w:pPr>
+            <w:r>
+              <w:t>6</w:t>
+            </w:r>
+          </w:p>
+        </w:tc>
+        <w:tc>
+          <w:tcPr>
+            <w:tcW w:w="2491" w:type="dxa"/>
+          </w:tcPr>
+          <w:p>
+            <w:pPr>
+              <w:ind w:firstLine="0"/>
+            </w:pPr>
+            <w:r>
+              <w:t>Imaginar una situación ideal.</w:t>
+            </w:r>
+          </w:p>
+        </w:tc>
+        <w:tc>
+          <w:tcPr>
+            <w:tcW w:w="2491" w:type="dxa"/>
+          </w:tcPr>
+          <w:p>
+            <w:pPr>
+              <w:ind w:firstLine="0"/>
+            </w:pPr>
+            <w:r>
+              <w:t xml:space="preserve">Producir al ritmo </w:t>
+            </w:r>
             <w:r>
               <w:rPr>
                 <w:rStyle w:val="Extranjerismo"/>
                 <w:lang w:val="es-CO"/>
               </w:rPr>
-              <w:t xml:space="preserve"> time</w:t>
-            </w:r>
-            <w:r>
-              <w:t>, diagrama espagueti, y documentación.</w:t>
-            </w:r>
-          </w:p>
-        </w:tc>
-      </w:tr>
-      <w:tr>
-        <w:tc>
-          <w:tcPr>
-            <w:tcW w:w="2490" w:type="dxa"/>
-          </w:tcPr>
-          <w:p>
-            <w:pPr>
-              <w:ind w:firstLine="0"/>
-            </w:pPr>
-            <w:r>
-              <w:t>N/A</w:t>
-            </w:r>
-          </w:p>
-        </w:tc>
-        <w:tc>
-          <w:tcPr>
-            <w:tcW w:w="2490" w:type="dxa"/>
-          </w:tcPr>
-          <w:p>
-            <w:pPr>
-              <w:ind w:firstLine="0"/>
-            </w:pPr>
-            <w:r>
-              <w:t>6</w:t>
-            </w:r>
-          </w:p>
-        </w:tc>
-        <w:tc>
-          <w:tcPr>
-            <w:tcW w:w="2491" w:type="dxa"/>
-          </w:tcPr>
-          <w:p>
-            <w:pPr>
-              <w:ind w:firstLine="0"/>
-            </w:pPr>
-            <w:r>
-              <w:t>Imaginar una situación ideal.</w:t>
-            </w:r>
-          </w:p>
-        </w:tc>
-        <w:tc>
-          <w:tcPr>
-            <w:tcW w:w="2491" w:type="dxa"/>
-          </w:tcPr>
-          <w:p>
-            <w:pPr>
-              <w:ind w:firstLine="0"/>
-            </w:pPr>
-            <w:r>
-              <w:t xml:space="preserve">Producir al ritmo </w:t>
-            </w:r>
-            <w:proofErr w:type="spellStart"/>
+              <w:t>takt time</w:t>
+            </w:r>
+            <w:r>
+              <w:t xml:space="preserve">, introducir técnica </w:t>
+            </w:r>
             <w:r>
               <w:rPr>
                 <w:rStyle w:val="Extranjerismo"/>
                 <w:lang w:val="es-CO"/>
               </w:rPr>
-              <w:t>takt</w:t>
-            </w:r>
-            <w:proofErr w:type="spellEnd"/>
-            <w:r>
-              <w:rPr>
-                <w:rStyle w:val="Extranjerismo"/>
-                <w:lang w:val="es-CO"/>
-              </w:rPr>
-              <w:t xml:space="preserve"> time</w:t>
-            </w:r>
-            <w:r>
-              <w:t xml:space="preserve">, introducir técnica </w:t>
-            </w:r>
-            <w:proofErr w:type="spellStart"/>
-            <w:r>
-              <w:rPr>
-                <w:rStyle w:val="Extranjerismo"/>
-                <w:lang w:val="es-CO"/>
-              </w:rPr>
-              <w:t>poka</w:t>
-            </w:r>
-            <w:proofErr w:type="spellEnd"/>
-            <w:r>
-              <w:rPr>
-                <w:rStyle w:val="Extranjerismo"/>
-                <w:lang w:val="es-CO"/>
-              </w:rPr>
-              <w:t xml:space="preserve"> </w:t>
-            </w:r>
-            <w:proofErr w:type="spellStart"/>
-            <w:r>
-              <w:rPr>
-                <w:rStyle w:val="Extranjerismo"/>
-                <w:lang w:val="es-CO"/>
-              </w:rPr>
-              <w:t>yoke</w:t>
-            </w:r>
-            <w:proofErr w:type="spellEnd"/>
+              <w:t>poka yoke</w:t>
+            </w:r>
             <w:r>
               <w:t>, eliminar tiempos de espera, analizar movimientos.</w:t>
             </w:r>
@@ -6673,7 +6516,6 @@
             <w:r>
               <w:t xml:space="preserve">Desarrollar el evento según lo planeado, mejorar métodos, modificar </w:t>
             </w:r>
-            <w:proofErr w:type="spellStart"/>
             <w:r>
               <w:rPr>
                 <w:rStyle w:val="Extranjerismo"/>
@@ -6681,7 +6523,6 @@
               </w:rPr>
               <w:t>layout</w:t>
             </w:r>
-            <w:proofErr w:type="spellEnd"/>
             <w:r>
               <w:t xml:space="preserve">, consultar </w:t>
             </w:r>
@@ -8591,19 +8432,11 @@
           <w:lang w:eastAsia="es-CO"/>
         </w:rPr>
       </w:pPr>
-      <w:proofErr w:type="gramStart"/>
-      <w:r>
-        <w:rPr>
-          <w:lang w:eastAsia="es-CO"/>
-        </w:rPr>
-        <w:t>Los requisitos a revisar</w:t>
-      </w:r>
-      <w:proofErr w:type="gramEnd"/>
-      <w:r>
-        <w:rPr>
-          <w:lang w:eastAsia="es-CO"/>
-        </w:rPr>
-        <w:t xml:space="preserve"> en cada actividad son:</w:t>
+      <w:r>
+        <w:rPr>
+          <w:lang w:eastAsia="es-CO"/>
+        </w:rPr>
+        <w:t>Los requisitos a revisar en cada actividad son:</w:t>
       </w:r>
     </w:p>
     <w:p>
@@ -9555,7 +9388,6 @@
         </w:rPr>
         <w:t xml:space="preserve">Otros factores </w:t>
       </w:r>
-      <w:proofErr w:type="gramStart"/>
       <w:r>
         <w:rPr>
           <w:b/>
@@ -9563,7 +9395,6 @@
         </w:rPr>
         <w:t>a</w:t>
       </w:r>
-      <w:proofErr w:type="gramEnd"/>
       <w:r>
         <w:rPr>
           <w:b/>
@@ -9625,23 +9456,7 @@
           <w:b/>
           <w:lang w:eastAsia="es-CO"/>
         </w:rPr>
-        <w:t xml:space="preserve"> </w:t>
-      </w:r>
-      <w:proofErr w:type="gramStart"/>
-      <w:r>
-        <w:rPr>
-          <w:b/>
-          <w:lang w:eastAsia="es-CO"/>
-        </w:rPr>
-        <w:t>y</w:t>
-      </w:r>
-      <w:proofErr w:type="gramEnd"/>
-      <w:r>
-        <w:rPr>
-          <w:b/>
-          <w:lang w:eastAsia="es-CO"/>
-        </w:rPr>
-        <w:t xml:space="preserve"> por ende, en la calidad de estos.</w:t>
+        <w:t xml:space="preserve"> y por ende, en la calidad de estos.</w:t>
       </w:r>
     </w:p>
     <w:p>
@@ -9675,17 +9490,8 @@
           <w:rStyle w:val="Extranjerismo"/>
           <w:lang w:val="es-CO" w:eastAsia="es-CO"/>
         </w:rPr>
-        <w:t>(</w:t>
-      </w:r>
-      <w:proofErr w:type="spellStart"/>
-      <w:r>
-        <w:rPr>
-          <w:rStyle w:val="Extranjerismo"/>
-          <w:lang w:val="es-CO" w:eastAsia="es-CO"/>
-        </w:rPr>
-        <w:t>pilling</w:t>
-      </w:r>
-      <w:proofErr w:type="spellEnd"/>
+        <w:t>(pilling</w:t>
+      </w:r>
       <w:r>
         <w:rPr>
           <w:lang w:eastAsia="es-CO"/>
@@ -10330,23 +10136,7 @@
                 <w:rFonts w:eastAsia="Times New Roman" w:cs="Calibri"/>
                 <w:lang w:eastAsia="es-CO"/>
               </w:rPr>
-              <w:t>Determinación de la resistencia a la formación de motas —</w:t>
-            </w:r>
-            <w:proofErr w:type="spellStart"/>
-            <w:r>
-              <w:rPr>
-                <w:rFonts w:eastAsia="Times New Roman" w:cs="Calibri"/>
-                <w:lang w:eastAsia="es-CO"/>
-              </w:rPr>
-              <w:t>pilling</w:t>
-            </w:r>
-            <w:proofErr w:type="spellEnd"/>
-            <w:r>
-              <w:rPr>
-                <w:rFonts w:eastAsia="Times New Roman" w:cs="Calibri"/>
-                <w:lang w:eastAsia="es-CO"/>
-              </w:rPr>
-              <w:t>— por tambor aleatorio.</w:t>
+              <w:t>Determinación de la resistencia a la formación de motas —pilling— por tambor aleatorio.</w:t>
             </w:r>
           </w:p>
         </w:tc>
@@ -10395,23 +10185,7 @@
                 <w:rFonts w:eastAsia="Times New Roman" w:cs="Calibri"/>
                 <w:lang w:eastAsia="es-CO"/>
               </w:rPr>
-              <w:t>Determinación de la resistencia a la formación de motas —</w:t>
-            </w:r>
-            <w:proofErr w:type="spellStart"/>
-            <w:r>
-              <w:rPr>
-                <w:rFonts w:eastAsia="Times New Roman" w:cs="Calibri"/>
-                <w:lang w:eastAsia="es-CO"/>
-              </w:rPr>
-              <w:t>pilling</w:t>
-            </w:r>
-            <w:proofErr w:type="spellEnd"/>
-            <w:r>
-              <w:rPr>
-                <w:rFonts w:eastAsia="Times New Roman" w:cs="Calibri"/>
-                <w:lang w:eastAsia="es-CO"/>
-              </w:rPr>
-              <w:t>— por Martindale.</w:t>
+              <w:t>Determinación de la resistencia a la formación de motas —pilling— por Martindale.</w:t>
             </w:r>
           </w:p>
         </w:tc>
@@ -11370,23 +11144,7 @@
                 <w:rFonts w:eastAsia="Times New Roman" w:cs="Calibri"/>
                 <w:lang w:eastAsia="es-CO"/>
               </w:rPr>
-              <w:t xml:space="preserve">Determinación de la solidez del color al lavado en seco con </w:t>
-            </w:r>
-            <w:proofErr w:type="spellStart"/>
-            <w:r>
-              <w:rPr>
-                <w:rFonts w:eastAsia="Times New Roman" w:cs="Calibri"/>
-                <w:lang w:eastAsia="es-CO"/>
-              </w:rPr>
-              <w:t>percloroetileno</w:t>
-            </w:r>
-            <w:proofErr w:type="spellEnd"/>
-            <w:r>
-              <w:rPr>
-                <w:rFonts w:eastAsia="Times New Roman" w:cs="Calibri"/>
-                <w:lang w:eastAsia="es-CO"/>
-              </w:rPr>
-              <w:t>.</w:t>
+              <w:t>Determinación de la solidez del color al lavado en seco con percloroetileno.</w:t>
             </w:r>
           </w:p>
         </w:tc>
@@ -11924,23 +11682,7 @@
                 <w:rFonts w:eastAsia="Times New Roman" w:cs="Calibri"/>
                 <w:lang w:eastAsia="es-CO"/>
               </w:rPr>
-              <w:t xml:space="preserve">Determinación de la solidez del color al frote con </w:t>
-            </w:r>
-            <w:proofErr w:type="spellStart"/>
-            <w:r>
-              <w:rPr>
-                <w:rFonts w:eastAsia="Times New Roman" w:cs="Calibri"/>
-                <w:lang w:eastAsia="es-CO"/>
-              </w:rPr>
-              <w:t>crockmeter</w:t>
-            </w:r>
-            <w:proofErr w:type="spellEnd"/>
-            <w:r>
-              <w:rPr>
-                <w:rFonts w:eastAsia="Times New Roman" w:cs="Calibri"/>
-                <w:lang w:eastAsia="es-CO"/>
-              </w:rPr>
-              <w:t>.</w:t>
+              <w:t>Determinación de la solidez del color al frote con crockmeter.</w:t>
             </w:r>
           </w:p>
         </w:tc>
@@ -13748,23 +13490,7 @@
                 <w:rFonts w:eastAsia="Times New Roman" w:cs="Calibri"/>
                 <w:lang w:eastAsia="es-CO"/>
               </w:rPr>
-              <w:t xml:space="preserve">Determinación de la resistencia a la abrasión por método </w:t>
-            </w:r>
-            <w:proofErr w:type="spellStart"/>
-            <w:r>
-              <w:rPr>
-                <w:rFonts w:eastAsia="Times New Roman" w:cs="Calibri"/>
-                <w:lang w:eastAsia="es-CO"/>
-              </w:rPr>
-              <w:t>Accelerotor</w:t>
-            </w:r>
-            <w:proofErr w:type="spellEnd"/>
-            <w:r>
-              <w:rPr>
-                <w:rFonts w:eastAsia="Times New Roman" w:cs="Calibri"/>
-                <w:lang w:eastAsia="es-CO"/>
-              </w:rPr>
-              <w:t>.</w:t>
+              <w:t>Determinación de la resistencia a la abrasión por método Accelerotor.</w:t>
             </w:r>
           </w:p>
         </w:tc>
@@ -15320,7 +15046,7 @@
           <w14:ligatures w14:val="standardContextual"/>
         </w:rPr>
         <w:drawing>
-          <wp:inline distT="0" distB="0" distL="0" distR="0" wp14:anchorId="33222FC4" wp14:editId="60F9CB6B">
+          <wp:inline distT="0" distB="0" distL="0" distR="0" wp14:anchorId="33222FC4" wp14:editId="127FABBB">
             <wp:extent cx="4718050" cy="1613373"/>
             <wp:effectExtent l="0" t="0" r="6350" b="6350"/>
             <wp:docPr id="950390934" name="Imagen 4" descr="Ejemplos de defectos en costuras textiles: falta de tensión, recogidos, saltos de puntada, hilos sueltos, roturas y problemas de simetría."/>
@@ -15730,19 +15456,11 @@
           <w:lang w:eastAsia="es-CO"/>
         </w:rPr>
       </w:pPr>
-      <w:proofErr w:type="gramStart"/>
-      <w:r>
-        <w:rPr>
-          <w:lang w:eastAsia="es-CO"/>
-        </w:rPr>
-        <w:t>Los requisitos a revisar</w:t>
-      </w:r>
-      <w:proofErr w:type="gramEnd"/>
-      <w:r>
-        <w:rPr>
-          <w:lang w:eastAsia="es-CO"/>
-        </w:rPr>
-        <w:t xml:space="preserve"> en cada una de las actividades del proceso de acabados son:</w:t>
+      <w:r>
+        <w:rPr>
+          <w:lang w:eastAsia="es-CO"/>
+        </w:rPr>
+        <w:t>Los requisitos a revisar en cada una de las actividades del proceso de acabados son:</w:t>
       </w:r>
     </w:p>
     <w:p>
@@ -15894,41 +15612,18 @@
           <w:lang w:eastAsia="es-CO"/>
         </w:rPr>
       </w:pPr>
-      <w:proofErr w:type="spellStart"/>
-      <w:r>
-        <w:rPr>
-          <w:b/>
-          <w:lang w:eastAsia="es-CO"/>
-        </w:rPr>
-        <w:t>Rebordados</w:t>
-      </w:r>
-      <w:proofErr w:type="spellEnd"/>
-      <w:r>
-        <w:rPr>
-          <w:b/>
-          <w:lang w:eastAsia="es-CO"/>
-        </w:rPr>
-        <w:t>:</w:t>
-      </w:r>
-      <w:r>
-        <w:rPr>
-          <w:lang w:eastAsia="es-CO"/>
-        </w:rPr>
-        <w:t xml:space="preserve"> alineación y ubicación al colocar pedrería u otros; el diseño debe corresponder al </w:t>
-      </w:r>
-      <w:proofErr w:type="spellStart"/>
-      <w:r>
-        <w:rPr>
-          <w:lang w:eastAsia="es-CO"/>
-        </w:rPr>
-        <w:t>rebordado</w:t>
-      </w:r>
-      <w:proofErr w:type="spellEnd"/>
-      <w:r>
-        <w:rPr>
-          <w:lang w:eastAsia="es-CO"/>
-        </w:rPr>
-        <w:t xml:space="preserve"> realizado.</w:t>
+      <w:r>
+        <w:rPr>
+          <w:b/>
+          <w:lang w:eastAsia="es-CO"/>
+        </w:rPr>
+        <w:t>Rebordados:</w:t>
+      </w:r>
+      <w:r>
+        <w:rPr>
+          <w:lang w:eastAsia="es-CO"/>
+        </w:rPr>
+        <w:t xml:space="preserve"> alineación y ubicación al colocar pedrería u otros; el diseño debe corresponder al rebordado realizado.</w:t>
       </w:r>
     </w:p>
     <w:p>
@@ -16939,15 +16634,7 @@
               <w:ind w:firstLine="0"/>
             </w:pPr>
             <w:r>
-              <w:t xml:space="preserve">Solidez del color al lavado en seco con </w:t>
-            </w:r>
-            <w:proofErr w:type="spellStart"/>
-            <w:r>
-              <w:t>percloroetileno</w:t>
-            </w:r>
-            <w:proofErr w:type="spellEnd"/>
-            <w:r>
-              <w:t>.</w:t>
+              <w:t>Solidez del color al lavado en seco con percloroetileno.</w:t>
             </w:r>
           </w:p>
         </w:tc>
@@ -19458,28 +19145,7 @@
         <w:rPr>
           <w:lang w:eastAsia="es-CO"/>
         </w:rPr>
-        <w:t xml:space="preserve">contar con aditamentos como dosificadores de elástico en fileteadoras, </w:t>
-      </w:r>
-      <w:proofErr w:type="spellStart"/>
-      <w:r>
-        <w:rPr>
-          <w:lang w:eastAsia="es-CO"/>
-        </w:rPr>
-        <w:t>recubridoras</w:t>
-      </w:r>
-      <w:proofErr w:type="spellEnd"/>
-      <w:r>
-        <w:rPr>
-          <w:lang w:eastAsia="es-CO"/>
-        </w:rPr>
-        <w:t xml:space="preserve">, </w:t>
-      </w:r>
-      <w:proofErr w:type="spellStart"/>
-      <w:r>
-        <w:rPr>
-          <w:lang w:eastAsia="es-CO"/>
-        </w:rPr>
-        <w:t>encauchadora</w:t>
+        <w:t>contar con aditamentos como dosificadores de elástico en fileteadoras, recubridoras, encauchadora</w:t>
       </w:r>
       <w:r>
         <w:rPr>
@@ -19487,7 +19153,6 @@
         </w:rPr>
         <w:t>s</w:t>
       </w:r>
-      <w:proofErr w:type="spellEnd"/>
       <w:r>
         <w:rPr>
           <w:lang w:eastAsia="es-CO"/>
@@ -19498,27 +19163,13 @@
         <w:rPr>
           <w:lang w:eastAsia="es-CO"/>
         </w:rPr>
-        <w:t>s</w:t>
-      </w:r>
-      <w:r>
-        <w:rPr>
-          <w:lang w:eastAsia="es-CO"/>
-        </w:rPr>
-        <w:t xml:space="preserve"> en el proceso máquinas </w:t>
-      </w:r>
-      <w:proofErr w:type="spellStart"/>
-      <w:r>
-        <w:rPr>
-          <w:lang w:eastAsia="es-CO"/>
-        </w:rPr>
-        <w:t>zigzadoras</w:t>
-      </w:r>
-      <w:proofErr w:type="spellEnd"/>
-      <w:r>
-        <w:rPr>
-          <w:lang w:eastAsia="es-CO"/>
-        </w:rPr>
-        <w:t xml:space="preserve"> y presilladoras.</w:t>
+        <w:t>n</w:t>
+      </w:r>
+      <w:r>
+        <w:rPr>
+          <w:lang w:eastAsia="es-CO"/>
+        </w:rPr>
+        <w:t xml:space="preserve"> en el proceso máquinas zigzadoras y presilladoras.</w:t>
       </w:r>
     </w:p>
     <w:p>
@@ -19641,55 +19292,7 @@
           <w:b/>
           <w:lang w:eastAsia="es-CO"/>
         </w:rPr>
-        <w:t xml:space="preserve">Las máquinas donde se realiza el ensamble son fileteadoras de tres hilos, </w:t>
-      </w:r>
-      <w:proofErr w:type="spellStart"/>
-      <w:r>
-        <w:rPr>
-          <w:b/>
-          <w:lang w:eastAsia="es-CO"/>
-        </w:rPr>
-        <w:t>recubridoras</w:t>
-      </w:r>
-      <w:proofErr w:type="spellEnd"/>
-      <w:r>
-        <w:rPr>
-          <w:b/>
-          <w:lang w:eastAsia="es-CO"/>
-        </w:rPr>
-        <w:t xml:space="preserve"> con dosificadores, fólderes </w:t>
-      </w:r>
-      <w:proofErr w:type="spellStart"/>
-      <w:r>
-        <w:rPr>
-          <w:b/>
-          <w:lang w:eastAsia="es-CO"/>
-        </w:rPr>
-        <w:t>sesgadores</w:t>
-      </w:r>
-      <w:proofErr w:type="spellEnd"/>
-      <w:r>
-        <w:rPr>
-          <w:b/>
-          <w:lang w:eastAsia="es-CO"/>
-        </w:rPr>
-        <w:t xml:space="preserve"> con dosificación de elástico, </w:t>
-      </w:r>
-      <w:proofErr w:type="spellStart"/>
-      <w:r>
-        <w:rPr>
-          <w:b/>
-          <w:lang w:eastAsia="es-CO"/>
-        </w:rPr>
-        <w:t>zigzadoras</w:t>
-      </w:r>
-      <w:proofErr w:type="spellEnd"/>
-      <w:r>
-        <w:rPr>
-          <w:b/>
-          <w:lang w:eastAsia="es-CO"/>
-        </w:rPr>
-        <w:t xml:space="preserve"> y presilladoras.</w:t>
+        <w:t>Las máquinas donde se realiza el ensamble son fileteadoras de tres hilos, recubridoras con dosificadores, fólderes sesgadores con dosificación de elástico, zigzadoras y presilladoras.</w:t>
       </w:r>
     </w:p>
     <w:p>
@@ -19794,7 +19397,6 @@
         </w:rPr>
         <w:t xml:space="preserve"> </w:t>
       </w:r>
-      <w:proofErr w:type="spellStart"/>
       <w:r>
         <w:rPr>
           <w:rStyle w:val="Extranjerismo"/>
@@ -19802,7 +19404,6 @@
         </w:rPr>
         <w:t>presillar</w:t>
       </w:r>
-      <w:proofErr w:type="spellEnd"/>
       <w:r>
         <w:rPr>
           <w:lang w:eastAsia="es-CO"/>
@@ -20029,9 +19630,9 @@
       </w:pPr>
       <w:bookmarkStart w:id="12" w:name="_Toc235135155"/>
       <w:r>
+        <w:lastRenderedPageBreak/>
         <w:t xml:space="preserve">Confección </w:t>
       </w:r>
-      <w:proofErr w:type="spellStart"/>
       <w:r>
         <w:rPr>
           <w:rStyle w:val="Extranjerismo"/>
@@ -20039,7 +19640,6 @@
         </w:rPr>
         <w:t>boxer</w:t>
       </w:r>
-      <w:proofErr w:type="spellEnd"/>
       <w:r>
         <w:t xml:space="preserve"> masculino</w:t>
       </w:r>
@@ -20055,23 +19655,8 @@
         <w:rPr>
           <w:lang w:eastAsia="es-CO"/>
         </w:rPr>
-        <w:t xml:space="preserve">La prenda requiere máquina fileteadora de 3 hilos o con 4 hilos, con dosificadores de elástico, </w:t>
-      </w:r>
-      <w:proofErr w:type="spellStart"/>
-      <w:r>
-        <w:rPr>
-          <w:lang w:eastAsia="es-CO"/>
-        </w:rPr>
-        <w:t>recubridoras</w:t>
-      </w:r>
-      <w:proofErr w:type="spellEnd"/>
-      <w:r>
-        <w:rPr>
-          <w:lang w:eastAsia="es-CO"/>
-        </w:rPr>
-        <w:t xml:space="preserve"> con dosificador de elástico, presilladora. Este tipo de prendas se puede ensamblar en la máquina flat </w:t>
-      </w:r>
-      <w:proofErr w:type="spellStart"/>
+        <w:t xml:space="preserve">La prenda requiere máquina fileteadora de 3 hilos o con 4 hilos, con dosificadores de elástico, recubridoras con dosificador de elástico, presilladora. Este tipo de prendas se puede ensamblar en la máquina flat </w:t>
+      </w:r>
       <w:r>
         <w:rPr>
           <w:rStyle w:val="Extranjerismo"/>
@@ -20079,7 +19664,6 @@
         </w:rPr>
         <w:t>seamer</w:t>
       </w:r>
-      <w:proofErr w:type="spellEnd"/>
       <w:r>
         <w:rPr>
           <w:lang w:eastAsia="es-CO"/>
@@ -20199,21 +19783,7 @@
         <w:rPr>
           <w:lang w:eastAsia="es-CO"/>
         </w:rPr>
-        <w:t xml:space="preserve"> </w:t>
-      </w:r>
-      <w:proofErr w:type="spellStart"/>
-      <w:r>
-        <w:rPr>
-          <w:lang w:eastAsia="es-CO"/>
-        </w:rPr>
-        <w:t>presillar</w:t>
-      </w:r>
-      <w:proofErr w:type="spellEnd"/>
-      <w:r>
-        <w:rPr>
-          <w:lang w:eastAsia="es-CO"/>
-        </w:rPr>
-        <w:t>, limpiar, revisar, empacar, entre otras.</w:t>
+        <w:t xml:space="preserve"> presillar, limpiar, revisar, empacar, entre otras.</w:t>
       </w:r>
     </w:p>
     <w:p>
@@ -20270,13 +19840,8 @@
         <w:t>Boxer</w:t>
       </w:r>
       <w:r>
-        <w:t xml:space="preserve"> </w:t>
-      </w:r>
-      <w:proofErr w:type="spellStart"/>
-      <w:r>
-        <w:t>pijamero</w:t>
-      </w:r>
-      <w:proofErr w:type="spellEnd"/>
+        <w:t xml:space="preserve"> pijamero</w:t>
+      </w:r>
     </w:p>
     <w:p>
       <w:pPr>
@@ -20288,7 +19853,7 @@
           <w:lang w:eastAsia="es-CO"/>
         </w:rPr>
         <w:drawing>
-          <wp:inline distT="0" distB="0" distL="0" distR="0" wp14:anchorId="5DCAD70D" wp14:editId="08EC0148">
+          <wp:inline distT="0" distB="0" distL="0" distR="0" wp14:anchorId="5DCAD70D" wp14:editId="2BCDD561">
             <wp:extent cx="4680000" cy="2632500"/>
             <wp:effectExtent l="0" t="0" r="6350" b="0"/>
             <wp:docPr id="720828650" name="Imagen 720828650">
@@ -20405,16 +19970,8 @@
               <w:rPr>
                 <w:b/>
               </w:rPr>
-              <w:t xml:space="preserve"> </w:t>
-            </w:r>
-            <w:proofErr w:type="spellStart"/>
-            <w:r>
-              <w:rPr>
-                <w:b/>
-              </w:rPr>
-              <w:t>pijamero</w:t>
-            </w:r>
-            <w:proofErr w:type="spellEnd"/>
+              <w:t xml:space="preserve"> pijamero</w:t>
+            </w:r>
           </w:p>
         </w:tc>
       </w:tr>
@@ -20435,15 +19992,7 @@
               <w:t>bóxer</w:t>
             </w:r>
             <w:r>
-              <w:t xml:space="preserve"> </w:t>
-            </w:r>
-            <w:proofErr w:type="spellStart"/>
-            <w:r>
-              <w:t>pijamero</w:t>
-            </w:r>
-            <w:proofErr w:type="spellEnd"/>
-            <w:r>
-              <w:t xml:space="preserve"> requiere la aplicación de conocimientos técnicos relacionados con el patronaje, el corte, el ensamble y los acabados de la prenda. El proceso inicia con la elaboración del patrón básico, el cual se adapta a las características del diseño para garantizar comodidad, ajuste y funcionalidad.</w:t>
+              <w:t xml:space="preserve"> pijamero requiere la aplicación de conocimientos técnicos relacionados con el patronaje, el corte, el ensamble y los acabados de la prenda. El proceso inicia con la elaboración del patrón básico, el cual se adapta a las características del diseño para garantizar comodidad, ajuste y funcionalidad.</w:t>
             </w:r>
           </w:p>
           <w:p>
@@ -20471,6 +20020,7 @@
       </w:pPr>
       <w:bookmarkStart w:id="13" w:name="_Toc235135156"/>
       <w:r>
+        <w:lastRenderedPageBreak/>
         <w:t>Confección de camiseta tipo polo</w:t>
       </w:r>
       <w:bookmarkEnd w:id="13"/>
@@ -20498,21 +20048,7 @@
         <w:rPr>
           <w:lang w:eastAsia="es-CO"/>
         </w:rPr>
-        <w:t xml:space="preserve">Para su elaboración es indispensable contar con maquinaria básica de confección, entre la que se incluyen la máquina plana, utilizada para operaciones de pespunte y fijación de componentes; la fileteadora, empleada para el ensamblaje y acabado de los bordes; y la </w:t>
-      </w:r>
-      <w:proofErr w:type="spellStart"/>
-      <w:r>
-        <w:rPr>
-          <w:lang w:eastAsia="es-CO"/>
-        </w:rPr>
-        <w:t>recubridora</w:t>
-      </w:r>
-      <w:proofErr w:type="spellEnd"/>
-      <w:r>
-        <w:rPr>
-          <w:lang w:eastAsia="es-CO"/>
-        </w:rPr>
-        <w:t>, utilizada en dobladillos y terminaciones. Se recomienda el uso de la fileteadora de cuatro hilos con puntada de refuerzo, ya que proporciona mayor resistencia a las costuras y mejor comportamiento frente a los esfuerzos generados durante el uso y lavado de la prenda.</w:t>
+        <w:t>Para su elaboración es indispensable contar con maquinaria básica de confección, entre la que se incluyen la máquina plana, utilizada para operaciones de pespunte y fijación de componentes; la fileteadora, empleada para el ensamblaje y acabado de los bordes; y la recubridora, utilizada en dobladillos y terminaciones. Se recomienda el uso de la fileteadora de cuatro hilos con puntada de refuerzo, ya que proporciona mayor resistencia a las costuras y mejor comportamiento frente a los esfuerzos generados durante el uso y lavado de la prenda.</w:t>
       </w:r>
       <w:r>
         <w:rPr>
@@ -20797,21 +20333,7 @@
         <w:rPr>
           <w:lang w:eastAsia="es-CO"/>
         </w:rPr>
-        <w:t xml:space="preserve"> en esta fase se realiza la unión de las diferentes piezas que conforman la camiseta. Las operaciones más comunes incluyen la unión de hombros, el montaje de mangas, el cierre de costados, la colocación del cuello y la pechera, la fijación de puños cuando corresponda y la elaboración de los dobladillos en mangas y ruedo mediante </w:t>
-      </w:r>
-      <w:proofErr w:type="spellStart"/>
-      <w:r>
-        <w:rPr>
-          <w:lang w:eastAsia="es-CO"/>
-        </w:rPr>
-        <w:t>recubridora</w:t>
-      </w:r>
-      <w:proofErr w:type="spellEnd"/>
-      <w:r>
-        <w:rPr>
-          <w:lang w:eastAsia="es-CO"/>
-        </w:rPr>
-        <w:t>. Durante esta etapa es fundamental controlar la tensión de las costuras, la simetría de los componentes y el comportamiento del tejido para evitar deformaciones o defectos de confección.</w:t>
+        <w:t xml:space="preserve"> en esta fase se realiza la unión de las diferentes piezas que conforman la camiseta. Las operaciones más comunes incluyen la unión de hombros, el montaje de mangas, el cierre de costados, la colocación del cuello y la pechera, la fijación de puños cuando corresponda y la elaboración de los dobladillos en mangas y ruedo mediante recubridora. Durante esta etapa es fundamental controlar la tensión de las costuras, la simetría de los componentes y el comportamiento del tejido para evitar deformaciones o defectos de confección.</w:t>
       </w:r>
     </w:p>
     <w:p>
@@ -20886,35 +20408,7 @@
         <w:rPr>
           <w:lang w:eastAsia="es-CO"/>
         </w:rPr>
-        <w:t xml:space="preserve">Para su elaboración se emplea maquinaria básica de confección, como máquina plana, fileteadora y </w:t>
-      </w:r>
-      <w:proofErr w:type="spellStart"/>
-      <w:r>
-        <w:rPr>
-          <w:lang w:eastAsia="es-CO"/>
-        </w:rPr>
-        <w:t>recubridora</w:t>
-      </w:r>
-      <w:proofErr w:type="spellEnd"/>
-      <w:r>
-        <w:rPr>
-          <w:lang w:eastAsia="es-CO"/>
-        </w:rPr>
-        <w:t xml:space="preserve">, además de equipos especializados como la </w:t>
-      </w:r>
-      <w:proofErr w:type="spellStart"/>
-      <w:r>
-        <w:rPr>
-          <w:lang w:eastAsia="es-CO"/>
-        </w:rPr>
-        <w:t>encauchadora</w:t>
-      </w:r>
-      <w:proofErr w:type="spellEnd"/>
-      <w:r>
-        <w:rPr>
-          <w:lang w:eastAsia="es-CO"/>
-        </w:rPr>
-        <w:t>, utilizada para fijar elásticos de manera uniforme en la cintura, garantizando un ajuste adecuado, mayor comodidad y una mejor presentación de la prenda.</w:t>
+        <w:t>Para su elaboración se emplea maquinaria básica de confección, como máquina plana, fileteadora y recubridora, además de equipos especializados como la encauchadora, utilizada para fijar elásticos de manera uniforme en la cintura, garantizando un ajuste adecuado, mayor comodidad y una mejor presentación de la prenda.</w:t>
       </w:r>
     </w:p>
     <w:p>
@@ -21047,7 +20541,6 @@
       <w:r>
         <w:t xml:space="preserve"> y </w:t>
       </w:r>
-      <w:proofErr w:type="spellStart"/>
       <w:r>
         <w:rPr>
           <w:rStyle w:val="Extranjerismo"/>
@@ -21055,7 +20548,6 @@
         </w:rPr>
         <w:t>leggings</w:t>
       </w:r>
-      <w:proofErr w:type="spellEnd"/>
       <w:r>
         <w:t xml:space="preserve"> requiere la aplicación de procesos especializados de confección debido a las características de los materiales utilizados, generalmente tejidos de punto con propiedades de elasticidad, ajuste al cuerpo y recuperación de forma. Estas prendas están diseñadas para brindar comodidad, libertad de movimiento y soporte durante la actividad física, por lo que demandan altos estándares de calidad en su fabricación.</w:t>
       </w:r>
@@ -21074,28 +20566,14 @@
     </w:p>
     <w:p>
       <w:r>
-        <w:t xml:space="preserve">Además de la maquinaria básica de confección, como máquina plana, fileteadora y </w:t>
-      </w:r>
-      <w:proofErr w:type="spellStart"/>
-      <w:r>
-        <w:t>recubridora</w:t>
-      </w:r>
-      <w:proofErr w:type="spellEnd"/>
-      <w:r>
-        <w:t>, se emplean máquinas especiales que permiten obtener acabados funcionales y de alta calid</w:t>
-      </w:r>
-      <w:r>
-        <w:t xml:space="preserve">ad. Entre estas se destaca la </w:t>
-      </w:r>
-      <w:proofErr w:type="spellStart"/>
-      <w:r>
-        <w:t>encauchadora</w:t>
-      </w:r>
-      <w:proofErr w:type="spellEnd"/>
+        <w:t>Además de la maquinaria básica de confección, como máquina plana, fileteadora y recubridora, se emplean máquinas especiales que permiten obtener acabados funcionales y de alta calid</w:t>
+      </w:r>
+      <w:r>
+        <w:t>ad. Entre estas se destaca la encauchadora</w:t>
+      </w:r>
       <w:r>
         <w:t xml:space="preserve">, utilizada para fijar y distribuir uniformemente los elásticos en zonas como la cintura de los </w:t>
       </w:r>
-      <w:proofErr w:type="spellStart"/>
       <w:r>
         <w:rPr>
           <w:rStyle w:val="Extranjerismo"/>
@@ -21103,7 +20581,6 @@
         </w:rPr>
         <w:t>leggings</w:t>
       </w:r>
-      <w:proofErr w:type="spellEnd"/>
       <w:r>
         <w:t xml:space="preserve"> o la base del </w:t>
       </w:r>
@@ -21397,182 +20874,154 @@
         <w:rPr>
           <w:bCs/>
         </w:rPr>
-        <w:t xml:space="preserve"> </w:t>
-      </w:r>
-      <w:proofErr w:type="gramStart"/>
+        <w:t xml:space="preserve"> y por tanto</w:t>
+      </w:r>
       <w:r>
         <w:rPr>
           <w:bCs/>
         </w:rPr>
-        <w:t>y</w:t>
-      </w:r>
-      <w:proofErr w:type="gramEnd"/>
+        <w:t>,</w:t>
+      </w:r>
       <w:r>
         <w:rPr>
           <w:bCs/>
         </w:rPr>
-        <w:t xml:space="preserve"> por tanto</w:t>
-      </w:r>
-      <w:r>
+        <w:t xml:space="preserve"> insatisfacción del cliente.</w:t>
+      </w:r>
+    </w:p>
+    <w:p>
+      <w:pPr>
         <w:rPr>
           <w:bCs/>
         </w:rPr>
+      </w:pPr>
+      <w:r>
+        <w:rPr>
+          <w:b/>
+        </w:rPr>
+        <w:t>ISO (Organización Internacional de Normalización):</w:t>
+      </w:r>
+      <w:r>
+        <w:rPr>
+          <w:bCs/>
+        </w:rPr>
+        <w:t xml:space="preserve"> organismo internacional con sede en Ginebra, Suiza, integrado por organismos nacionales de normalización de más de 170 países. Su propósito es desarrollar y publicar normas internacionales que promuevan la calidad, la seguridad, la eficiencia y la estandarización de productos, servicios y procesos.</w:t>
+      </w:r>
+    </w:p>
+    <w:p>
+      <w:pPr>
+        <w:rPr>
+          <w:bCs/>
+        </w:rPr>
+      </w:pPr>
+      <w:r>
+        <w:rPr>
+          <w:b/>
+          <w:bCs/>
+        </w:rPr>
+        <w:t>Lote:</w:t>
+      </w:r>
+      <w:r>
+        <w:rPr>
+          <w:bCs/>
+        </w:rPr>
+        <w:t xml:space="preserve"> número establecido de una producción, las cuales tienen características comunes y se agrupan dependiendo de un objetivo determinado.</w:t>
+      </w:r>
+    </w:p>
+    <w:p>
+      <w:pPr>
+        <w:rPr>
+          <w:bCs/>
+        </w:rPr>
+      </w:pPr>
+      <w:r>
+        <w:rPr>
+          <w:b/>
+          <w:bCs/>
+        </w:rPr>
+        <w:t>Mariposa:</w:t>
+      </w:r>
+      <w:r>
+        <w:rPr>
+          <w:bCs/>
+        </w:rPr>
+        <w:t xml:space="preserve"> pieza del panty ubicada entre el tiro y la entrepierna para proteger y dar comodidad en la parte íntima femenina.</w:t>
+      </w:r>
+    </w:p>
+    <w:p>
+      <w:pPr>
+        <w:rPr>
+          <w:bCs/>
+        </w:rPr>
+      </w:pPr>
+      <w:r>
+        <w:rPr>
+          <w:b/>
+          <w:bCs/>
+        </w:rPr>
+        <w:t>Punto de control:</w:t>
+      </w:r>
+      <w:r>
+        <w:rPr>
+          <w:bCs/>
+        </w:rPr>
+        <w:t xml:space="preserve"> son determinados con la metodología de árbol de decisión. Son las operaciones, fases o procesos que requieren realizar inspecciones para controlar la ocurrencia de defectos, lo cual es una medida preventiva.</w:t>
+      </w:r>
+    </w:p>
+    <w:p>
+      <w:pPr>
+        <w:rPr>
+          <w:bCs/>
+        </w:rPr>
+      </w:pPr>
+      <w:r>
+        <w:rPr>
+          <w:b/>
+          <w:bCs/>
+        </w:rPr>
+        <w:t>Punto de control crítico:</w:t>
+      </w:r>
+      <w:r>
+        <w:rPr>
+          <w:bCs/>
+        </w:rPr>
+        <w:t xml:space="preserve"> operaciones, faces o procesos que requiere</w:t>
+      </w:r>
+      <w:r>
+        <w:rPr>
+          <w:bCs/>
+        </w:rPr>
+        <w:t>n</w:t>
+      </w:r>
+      <w:r>
+        <w:rPr>
+          <w:bCs/>
+        </w:rPr>
+        <w:t xml:space="preserve"> de riguroso control debido a que representa</w:t>
+      </w:r>
+      <w:r>
+        <w:rPr>
+          <w:bCs/>
+        </w:rPr>
+        <w:t>n</w:t>
+      </w:r>
+      <w:r>
+        <w:rPr>
+          <w:bCs/>
+        </w:rPr>
+        <w:t xml:space="preserve"> alto riesgo de presentar defectos</w:t>
+      </w:r>
+      <w:r>
+        <w:rPr>
+          <w:bCs/>
+        </w:rPr>
         <w:t>,</w:t>
       </w:r>
       <w:r>
         <w:rPr>
           <w:bCs/>
         </w:rPr>
-        <w:t xml:space="preserve"> insatisfacción del cliente.</w:t>
-      </w:r>
-    </w:p>
-    <w:p>
-      <w:pPr>
-        <w:rPr>
-          <w:bCs/>
-        </w:rPr>
-      </w:pPr>
-      <w:r>
-        <w:rPr>
-          <w:b/>
-        </w:rPr>
-        <w:t>ISO (Organización Internacional de Normalización):</w:t>
-      </w:r>
-      <w:r>
-        <w:rPr>
-          <w:bCs/>
-        </w:rPr>
-        <w:t xml:space="preserve"> organismo internacional con sede en Ginebra, Suiza, integrado por organismos nacionales de normalización de más de 170 países. Su propósito es desarrollar y publicar normas internacionales que promuevan la calidad, la seguridad, la eficiencia y la estandarización de productos, servicios y procesos.</w:t>
-      </w:r>
-    </w:p>
-    <w:p>
-      <w:pPr>
-        <w:rPr>
-          <w:bCs/>
-        </w:rPr>
-      </w:pPr>
-      <w:r>
-        <w:rPr>
-          <w:b/>
-          <w:bCs/>
-        </w:rPr>
-        <w:t>Lote:</w:t>
-      </w:r>
-      <w:r>
-        <w:rPr>
-          <w:bCs/>
-        </w:rPr>
-        <w:t xml:space="preserve"> número establecido de una producción, las cuales tienen características comunes y se agrupan dependiendo de un objetivo determinado.</w:t>
-      </w:r>
-    </w:p>
-    <w:p>
-      <w:pPr>
-        <w:rPr>
-          <w:bCs/>
-        </w:rPr>
-      </w:pPr>
-      <w:r>
-        <w:rPr>
-          <w:b/>
-          <w:bCs/>
-        </w:rPr>
-        <w:t>Mariposa:</w:t>
-      </w:r>
-      <w:r>
-        <w:rPr>
-          <w:bCs/>
-        </w:rPr>
-        <w:t xml:space="preserve"> pieza del panty ubicada entre el tiro y la entrepierna para proteger y dar comodidad en la parte íntima femenina.</w:t>
-      </w:r>
-    </w:p>
-    <w:p>
-      <w:pPr>
-        <w:rPr>
-          <w:bCs/>
-        </w:rPr>
-      </w:pPr>
-      <w:r>
-        <w:rPr>
-          <w:b/>
-          <w:bCs/>
-        </w:rPr>
-        <w:t>Punto de control:</w:t>
-      </w:r>
-      <w:r>
-        <w:rPr>
-          <w:bCs/>
-        </w:rPr>
-        <w:t xml:space="preserve"> son determinados con la metodología de árbol de decisión. Son las operaciones, fases o procesos que requieren realizar inspecciones para controlar la ocurrencia de defectos, lo cual es una medida preventiva.</w:t>
-      </w:r>
-    </w:p>
-    <w:p>
-      <w:pPr>
-        <w:rPr>
-          <w:bCs/>
-        </w:rPr>
-      </w:pPr>
-      <w:r>
-        <w:rPr>
-          <w:b/>
-          <w:bCs/>
-        </w:rPr>
-        <w:t>Punto de control crítico:</w:t>
-      </w:r>
-      <w:r>
-        <w:rPr>
-          <w:bCs/>
-        </w:rPr>
-        <w:t xml:space="preserve"> operaciones, faces o procesos que requiere</w:t>
-      </w:r>
-      <w:r>
-        <w:rPr>
-          <w:bCs/>
-        </w:rPr>
-        <w:t>n</w:t>
-      </w:r>
-      <w:r>
-        <w:rPr>
-          <w:bCs/>
-        </w:rPr>
-        <w:t xml:space="preserve"> de riguroso control debido a que representa</w:t>
-      </w:r>
-      <w:r>
-        <w:rPr>
-          <w:bCs/>
-        </w:rPr>
-        <w:t>n</w:t>
-      </w:r>
-      <w:r>
-        <w:rPr>
-          <w:bCs/>
-        </w:rPr>
-        <w:t xml:space="preserve"> alto riesgo de presentar defectos</w:t>
-      </w:r>
-      <w:r>
-        <w:rPr>
-          <w:bCs/>
-        </w:rPr>
-        <w:t>,</w:t>
-      </w:r>
-      <w:r>
-        <w:rPr>
-          <w:bCs/>
-        </w:rPr>
-        <w:t xml:space="preserve"> </w:t>
-      </w:r>
-      <w:proofErr w:type="gramStart"/>
-      <w:r>
-        <w:rPr>
-          <w:bCs/>
-        </w:rPr>
-        <w:t>y</w:t>
-      </w:r>
-      <w:proofErr w:type="gramEnd"/>
-      <w:r>
-        <w:rPr>
-          <w:bCs/>
-        </w:rPr>
-        <w:t xml:space="preserve"> por tanto</w:t>
+        <w:t xml:space="preserve"> y por tanto</w:t>
       </w:r>
       <w:r>
         <w:rPr>
@@ -21687,31 +21136,7 @@
     </w:p>
     <w:p>
       <w:r>
-        <w:t xml:space="preserve">International </w:t>
-      </w:r>
-      <w:proofErr w:type="spellStart"/>
-      <w:r>
-        <w:t>Organization</w:t>
-      </w:r>
-      <w:proofErr w:type="spellEnd"/>
-      <w:r>
-        <w:t xml:space="preserve"> </w:t>
-      </w:r>
-      <w:proofErr w:type="spellStart"/>
-      <w:r>
-        <w:t>for</w:t>
-      </w:r>
-      <w:proofErr w:type="spellEnd"/>
-      <w:r>
-        <w:t xml:space="preserve"> </w:t>
-      </w:r>
-      <w:proofErr w:type="spellStart"/>
-      <w:r>
-        <w:t>Standardization</w:t>
-      </w:r>
-      <w:proofErr w:type="spellEnd"/>
-      <w:r>
-        <w:t xml:space="preserve"> (ISO). (2015). ISO 9001:2015. Sistemas de gestión de la calidad: Requisitos.</w:t>
+        <w:t>International Organization for Standardization (ISO). (2015). ISO 9001:2015. Sistemas de gestión de la calidad: Requisitos.</w:t>
       </w:r>
     </w:p>
     <w:p/>
@@ -22416,19 +21841,11 @@
                 <w:lang w:val="es-CO"/>
               </w:rPr>
             </w:pPr>
-            <w:proofErr w:type="spellStart"/>
             <w:r>
               <w:rPr>
                 <w:lang w:val="es-CO"/>
               </w:rPr>
-              <w:t>Jhon</w:t>
-            </w:r>
-            <w:proofErr w:type="spellEnd"/>
-            <w:r>
-              <w:rPr>
-                <w:lang w:val="es-CO"/>
-              </w:rPr>
-              <w:t xml:space="preserve"> Jairo Rodríguez Pérez</w:t>
+              <w:t>Jhon Jairo Rodríguez Pérez</w:t>
             </w:r>
           </w:p>
         </w:tc>
@@ -22661,17 +22078,8 @@
                 <w:rStyle w:val="Extranjerismo"/>
                 <w:lang w:val="es-CO"/>
               </w:rPr>
-              <w:t xml:space="preserve">full </w:t>
-            </w:r>
-            <w:proofErr w:type="spellStart"/>
-            <w:r>
-              <w:rPr>
-                <w:rStyle w:val="Extranjerismo"/>
-                <w:lang w:val="es-CO"/>
-              </w:rPr>
-              <w:t>stack</w:t>
-            </w:r>
-            <w:proofErr w:type="spellEnd"/>
+              <w:t>full stack</w:t>
+            </w:r>
           </w:p>
         </w:tc>
         <w:tc>
@@ -22706,19 +22114,11 @@
                 <w:lang w:val="es-CO"/>
               </w:rPr>
             </w:pPr>
-            <w:proofErr w:type="spellStart"/>
             <w:r>
               <w:rPr>
                 <w:lang w:val="es-CO"/>
               </w:rPr>
-              <w:t>Maria</w:t>
-            </w:r>
-            <w:proofErr w:type="spellEnd"/>
-            <w:r>
-              <w:rPr>
-                <w:lang w:val="es-CO"/>
-              </w:rPr>
-              <w:t xml:space="preserve"> Alejandra Vera Briceño</w:t>
+              <w:t>Maria Alejandra Vera Briceño</w:t>
             </w:r>
           </w:p>
         </w:tc>
@@ -22793,21 +22193,7 @@
                 <w:lang w:val="es-CO"/>
               </w:rPr>
               <w:lastRenderedPageBreak/>
-              <w:t xml:space="preserve">Yineth Ibette </w:t>
-            </w:r>
-            <w:proofErr w:type="spellStart"/>
-            <w:r>
-              <w:rPr>
-                <w:lang w:val="es-CO"/>
-              </w:rPr>
-              <w:t>Gonzalez</w:t>
-            </w:r>
-            <w:proofErr w:type="spellEnd"/>
-            <w:r>
-              <w:rPr>
-                <w:lang w:val="es-CO"/>
-              </w:rPr>
-              <w:t xml:space="preserve"> Quintero</w:t>
+              <w:t>Yineth Ibette Gonzalez Quintero</w:t>
             </w:r>
           </w:p>
         </w:tc>
@@ -29667,6 +29053,17 @@
 </file>
 
 <file path=customXml/item1.xml><?xml version="1.0" encoding="utf-8"?>
+<p:properties xmlns:p="http://schemas.microsoft.com/office/2006/metadata/properties" xmlns:xsi="http://www.w3.org/2001/XMLSchema-instance" xmlns:pc="http://schemas.microsoft.com/office/infopath/2007/PartnerControls">
+  <documentManagement>
+    <TaxCatchAll xmlns="13c90a0b-73bc-4dc0-be5f-28d77b615beb" xsi:nil="true"/>
+    <lcf76f155ced4ddcb4097134ff3c332f xmlns="13c93bba-48ce-428c-bfe5-88b42c19b028">
+      <Terms xmlns="http://schemas.microsoft.com/office/infopath/2007/PartnerControls"/>
+    </lcf76f155ced4ddcb4097134ff3c332f>
+  </documentManagement>
+</p:properties>
+</file>
+
+<file path=customXml/item2.xml><?xml version="1.0" encoding="utf-8"?>
 <ct:contentTypeSchema xmlns:ct="http://schemas.microsoft.com/office/2006/metadata/contentType" xmlns:ma="http://schemas.microsoft.com/office/2006/metadata/properties/metaAttributes" ct:_="" ma:_="" ma:contentTypeName="Documento" ma:contentTypeID="0x0101006A81D6BD42E8DF4C91013959704817E1" ma:contentTypeVersion="15" ma:contentTypeDescription="Crear nuevo documento." ma:contentTypeScope="" ma:versionID="bf4f72ffd194f0963ff564daca6869f7">
   <xsd:schema xmlns:xsd="http://www.w3.org/2001/XMLSchema" xmlns:xs="http://www.w3.org/2001/XMLSchema" xmlns:p="http://schemas.microsoft.com/office/2006/metadata/properties" xmlns:ns2="13c90a0b-73bc-4dc0-be5f-28d77b615beb" xmlns:ns3="13c93bba-48ce-428c-bfe5-88b42c19b028" targetNamespace="http://schemas.microsoft.com/office/2006/metadata/properties" ma:root="true" ma:fieldsID="8718d6f4873a5b1392a45044efa78385" ns2:_="" ns3:_="">
     <xsd:import namespace="13c90a0b-73bc-4dc0-be5f-28d77b615beb"/>
@@ -29901,18 +29298,11 @@
 </ct:contentTypeSchema>
 </file>
 
-<file path=customXml/item2.xml><?xml version="1.0" encoding="utf-8"?>
-<p:properties xmlns:p="http://schemas.microsoft.com/office/2006/metadata/properties" xmlns:xsi="http://www.w3.org/2001/XMLSchema-instance" xmlns:pc="http://schemas.microsoft.com/office/infopath/2007/PartnerControls">
-  <documentManagement>
-    <TaxCatchAll xmlns="13c90a0b-73bc-4dc0-be5f-28d77b615beb" xsi:nil="true"/>
-    <lcf76f155ced4ddcb4097134ff3c332f xmlns="13c93bba-48ce-428c-bfe5-88b42c19b028">
-      <Terms xmlns="http://schemas.microsoft.com/office/infopath/2007/PartnerControls"/>
-    </lcf76f155ced4ddcb4097134ff3c332f>
-  </documentManagement>
-</p:properties>
+<file path=customXml/item3.xml><?xml version="1.0" encoding="utf-8"?>
+<b:Sources xmlns:b="http://schemas.openxmlformats.org/officeDocument/2006/bibliography" xmlns="http://schemas.openxmlformats.org/officeDocument/2006/bibliography" SelectedStyle="\APASixthEditionOfficeOnline.xsl" StyleName="APA" Version="6"/>
 </file>
 
-<file path=customXml/item3.xml><?xml version="1.0" encoding="utf-8"?>
+<file path=customXml/item4.xml><?xml version="1.0" encoding="utf-8"?>
 <?mso-contentType ?>
 <FormTemplates xmlns="http://schemas.microsoft.com/sharepoint/v3/contenttype/forms">
   <Display>DocumentLibraryForm</Display>
@@ -29921,11 +29311,18 @@
 </FormTemplates>
 </file>
 
-<file path=customXml/item4.xml><?xml version="1.0" encoding="utf-8"?>
-<b:Sources xmlns:b="http://schemas.openxmlformats.org/officeDocument/2006/bibliography" xmlns="http://schemas.openxmlformats.org/officeDocument/2006/bibliography" SelectedStyle="\APASixthEditionOfficeOnline.xsl" StyleName="APA" Version="6"/>
+<file path=customXml/itemProps1.xml><?xml version="1.0" encoding="utf-8"?>
+<ds:datastoreItem xmlns:ds="http://schemas.openxmlformats.org/officeDocument/2006/customXml" ds:itemID="{1279454D-02BE-4A9C-A117-DCD1573E2608}">
+  <ds:schemaRefs>
+    <ds:schemaRef ds:uri="http://schemas.microsoft.com/office/2006/metadata/properties"/>
+    <ds:schemaRef ds:uri="http://schemas.microsoft.com/office/infopath/2007/PartnerControls"/>
+    <ds:schemaRef ds:uri="13c90a0b-73bc-4dc0-be5f-28d77b615beb"/>
+    <ds:schemaRef ds:uri="13c93bba-48ce-428c-bfe5-88b42c19b028"/>
+  </ds:schemaRefs>
+</ds:datastoreItem>
 </file>
 
-<file path=customXml/itemProps1.xml><?xml version="1.0" encoding="utf-8"?>
+<file path=customXml/itemProps2.xml><?xml version="1.0" encoding="utf-8"?>
 <ds:datastoreItem xmlns:ds="http://schemas.openxmlformats.org/officeDocument/2006/customXml" ds:itemID="{59065960-E0CA-4804-83B5-320CBCDCC160}">
   <ds:schemaRefs>
     <ds:schemaRef ds:uri="http://schemas.microsoft.com/office/2006/metadata/contentType"/>
@@ -29944,29 +29341,18 @@
 </ds:datastoreItem>
 </file>
 
-<file path=customXml/itemProps2.xml><?xml version="1.0" encoding="utf-8"?>
-<ds:datastoreItem xmlns:ds="http://schemas.openxmlformats.org/officeDocument/2006/customXml" ds:itemID="{1279454D-02BE-4A9C-A117-DCD1573E2608}">
+<file path=customXml/itemProps3.xml><?xml version="1.0" encoding="utf-8"?>
+<ds:datastoreItem xmlns:ds="http://schemas.openxmlformats.org/officeDocument/2006/customXml" ds:itemID="{E61F9D52-A5D1-4EFE-ADCE-5A5118E46D73}">
   <ds:schemaRefs>
-    <ds:schemaRef ds:uri="http://schemas.microsoft.com/office/2006/metadata/properties"/>
-    <ds:schemaRef ds:uri="http://schemas.microsoft.com/office/infopath/2007/PartnerControls"/>
-    <ds:schemaRef ds:uri="13c90a0b-73bc-4dc0-be5f-28d77b615beb"/>
-    <ds:schemaRef ds:uri="13c93bba-48ce-428c-bfe5-88b42c19b028"/>
+    <ds:schemaRef ds:uri="http://schemas.openxmlformats.org/officeDocument/2006/bibliography"/>
   </ds:schemaRefs>
 </ds:datastoreItem>
 </file>
 
-<file path=customXml/itemProps3.xml><?xml version="1.0" encoding="utf-8"?>
+<file path=customXml/itemProps4.xml><?xml version="1.0" encoding="utf-8"?>
 <ds:datastoreItem xmlns:ds="http://schemas.openxmlformats.org/officeDocument/2006/customXml" ds:itemID="{10663269-2064-4804-8290-36D4A57F5557}">
   <ds:schemaRefs>
     <ds:schemaRef ds:uri="http://schemas.microsoft.com/sharepoint/v3/contenttype/forms"/>
   </ds:schemaRefs>
 </ds:datastoreItem>
-</file>
-
-<file path=customXml/itemProps4.xml><?xml version="1.0" encoding="utf-8"?>
-<ds:datastoreItem xmlns:ds="http://schemas.openxmlformats.org/officeDocument/2006/customXml" ds:itemID="{E61F9D52-A5D1-4EFE-ADCE-5A5118E46D73}">
-  <ds:schemaRefs>
-    <ds:schemaRef ds:uri="http://schemas.openxmlformats.org/officeDocument/2006/bibliography"/>
-  </ds:schemaRefs>
-</ds:datastoreItem>
 </file>
--- a/fuentes/CF7_524537_DU.docx
+++ b/fuentes/CF7_524537_DU.docx
@@ -2332,7 +2332,7 @@
           <w:lang w:eastAsia="es-CO"/>
         </w:rPr>
         <w:drawing>
-          <wp:inline distT="0" distB="0" distL="0" distR="0" wp14:anchorId="1C4A55E6" wp14:editId="46EBCEF8">
+          <wp:inline distT="0" distB="0" distL="0" distR="0" wp14:anchorId="1C4A55E6" wp14:editId="69FDC4C6">
             <wp:extent cx="4680000" cy="2632500"/>
             <wp:effectExtent l="0" t="0" r="6350" b="0"/>
             <wp:docPr id="3" name="Imagen 3">
@@ -2763,7 +2763,21 @@
         <w:rPr>
           <w:lang w:eastAsia="es-CO"/>
         </w:rPr>
-        <w:t>Es importante mencionar los principios de calidad para el control de la misma:</w:t>
+        <w:t xml:space="preserve">Es importante mencionar los principios de calidad para el control de </w:t>
+      </w:r>
+      <w:proofErr w:type="gramStart"/>
+      <w:r>
+        <w:rPr>
+          <w:lang w:eastAsia="es-CO"/>
+        </w:rPr>
+        <w:t>la misma</w:t>
+      </w:r>
+      <w:proofErr w:type="gramEnd"/>
+      <w:r>
+        <w:rPr>
+          <w:lang w:eastAsia="es-CO"/>
+        </w:rPr>
+        <w:t>:</w:t>
       </w:r>
     </w:p>
     <w:p>
@@ -3513,7 +3527,15 @@
     </w:p>
     <w:p>
       <w:r>
-        <w:t>Mejor llamado control estadístico de la calidad, es el proceso conformado por una serie de técnicas para analizar el comportamiento de las variaciones de los requisitos del producto, con el fin de establecer acciones que mejoren su calidad, en pro de aumentar las ventas y la productividad de la empresa.</w:t>
+        <w:t xml:space="preserve">Mejor llamado control estadístico de la </w:t>
+      </w:r>
+      <w:proofErr w:type="gramStart"/>
+      <w:r>
+        <w:t>calidad,</w:t>
+      </w:r>
+      <w:proofErr w:type="gramEnd"/>
+      <w:r>
+        <w:t xml:space="preserve"> es el proceso conformado por una serie de técnicas para analizar el comportamiento de las variaciones de los requisitos del producto, con el fin de establecer acciones que mejoren su calidad, en pro de aumentar las ventas y la productividad de la empresa.</w:t>
       </w:r>
     </w:p>
     <w:p>
@@ -3567,7 +3589,15 @@
         </w:numPr>
       </w:pPr>
       <w:r>
-        <w:t>Externo: recibe el producto. Tener en cuenta que quien lo usa es el consumidor del mismo.</w:t>
+        <w:t xml:space="preserve">Externo: recibe el producto. Tener en cuenta que quien lo usa es el consumidor </w:t>
+      </w:r>
+      <w:proofErr w:type="gramStart"/>
+      <w:r>
+        <w:t>del mismo</w:t>
+      </w:r>
+      <w:proofErr w:type="gramEnd"/>
+      <w:r>
+        <w:t>.</w:t>
       </w:r>
     </w:p>
     <w:p>
@@ -4854,59 +4884,118 @@
       <w:r>
         <w:t xml:space="preserve">La calidad 4.0 está relacionada con la revolución digital, teniendo en cuenta las tecnologías </w:t>
       </w:r>
+      <w:proofErr w:type="spellStart"/>
       <w:r>
         <w:rPr>
           <w:rStyle w:val="Extranjerismo"/>
           <w:lang w:val="es-CO"/>
         </w:rPr>
-        <w:t>big data</w:t>
-      </w:r>
-      <w:r>
-        <w:t xml:space="preserve">, inteligencia artificial, </w:t>
-      </w:r>
+        <w:t>big</w:t>
+      </w:r>
+      <w:proofErr w:type="spellEnd"/>
       <w:r>
         <w:rPr>
           <w:rStyle w:val="Extranjerismo"/>
           <w:lang w:val="es-CO"/>
         </w:rPr>
-        <w:t>machine learning, deep learning</w:t>
-      </w:r>
-      <w:r>
-        <w:t xml:space="preserve"> e internet de las cosas. La automatización de los procesos proporciona agilidad, más seguridad en los datos porque disminuye la presentación de información incorrecta, y más conocimiento sobre cada área de la empresa.</w:t>
-      </w:r>
-    </w:p>
-    <w:p>
-      <w:pPr>
+        <w:t xml:space="preserve"> data</w:t>
+      </w:r>
+      <w:r>
+        <w:t xml:space="preserve">, inteligencia artificial, </w:t>
+      </w:r>
+      <w:r>
         <w:rPr>
           <w:rStyle w:val="Extranjerismo"/>
           <w:lang w:val="es-CO"/>
         </w:rPr>
-      </w:pPr>
-      <w:r>
-        <w:t xml:space="preserve">La implementación básica se refiere a la utilización de </w:t>
-      </w:r>
+        <w:t xml:space="preserve">machine </w:t>
+      </w:r>
+      <w:proofErr w:type="spellStart"/>
       <w:r>
         <w:rPr>
           <w:rStyle w:val="Extranjerismo"/>
           <w:lang w:val="es-CO"/>
         </w:rPr>
-        <w:t>software</w:t>
-      </w:r>
-      <w:r>
-        <w:t xml:space="preserve"> especializado</w:t>
-      </w:r>
-      <w:r>
-        <w:t>,</w:t>
-      </w:r>
-      <w:r>
-        <w:t xml:space="preserve"> de herramientas de calidad como los programas SPSS, </w:t>
-      </w:r>
+        <w:t>learning</w:t>
+      </w:r>
+      <w:proofErr w:type="spellEnd"/>
       <w:r>
         <w:rPr>
           <w:rStyle w:val="Extranjerismo"/>
           <w:lang w:val="es-CO"/>
         </w:rPr>
-        <w:t>Statgraphics Centurion</w:t>
+        <w:t xml:space="preserve">, </w:t>
+      </w:r>
+      <w:proofErr w:type="spellStart"/>
+      <w:r>
+        <w:rPr>
+          <w:rStyle w:val="Extranjerismo"/>
+          <w:lang w:val="es-CO"/>
+        </w:rPr>
+        <w:t>deep</w:t>
+      </w:r>
+      <w:proofErr w:type="spellEnd"/>
+      <w:r>
+        <w:rPr>
+          <w:rStyle w:val="Extranjerismo"/>
+          <w:lang w:val="es-CO"/>
+        </w:rPr>
+        <w:t xml:space="preserve"> </w:t>
+      </w:r>
+      <w:proofErr w:type="spellStart"/>
+      <w:r>
+        <w:rPr>
+          <w:rStyle w:val="Extranjerismo"/>
+          <w:lang w:val="es-CO"/>
+        </w:rPr>
+        <w:t>learning</w:t>
+      </w:r>
+      <w:proofErr w:type="spellEnd"/>
+      <w:r>
+        <w:t xml:space="preserve"> e internet de las cosas. La automatización de los procesos proporciona agilidad, más seguridad en los datos porque disminuye la presentación de información incorrecta, y más conocimiento sobre cada área de la empresa.</w:t>
+      </w:r>
+    </w:p>
+    <w:p>
+      <w:pPr>
+        <w:rPr>
+          <w:rStyle w:val="Extranjerismo"/>
+          <w:lang w:val="es-CO"/>
+        </w:rPr>
+      </w:pPr>
+      <w:r>
+        <w:t xml:space="preserve">La implementación básica se refiere a la utilización de </w:t>
+      </w:r>
+      <w:r>
+        <w:rPr>
+          <w:rStyle w:val="Extranjerismo"/>
+          <w:lang w:val="es-CO"/>
+        </w:rPr>
+        <w:t>software</w:t>
+      </w:r>
+      <w:r>
+        <w:t xml:space="preserve"> especializado</w:t>
+      </w:r>
+      <w:r>
+        <w:t>,</w:t>
+      </w:r>
+      <w:r>
+        <w:t xml:space="preserve"> de herramientas de calidad como los programas SPSS, </w:t>
+      </w:r>
+      <w:proofErr w:type="spellStart"/>
+      <w:r>
+        <w:rPr>
+          <w:rStyle w:val="Extranjerismo"/>
+          <w:lang w:val="es-CO"/>
+        </w:rPr>
+        <w:t>Statgraphics</w:t>
+      </w:r>
+      <w:proofErr w:type="spellEnd"/>
+      <w:r>
+        <w:rPr>
+          <w:rStyle w:val="Extranjerismo"/>
+          <w:lang w:val="es-CO"/>
+        </w:rPr>
+        <w:t xml:space="preserve"> Centurion</w:t>
       </w:r>
       <w:r>
         <w:t xml:space="preserve"> o SAS</w:t>
@@ -4926,7 +5015,23 @@
           <w:rStyle w:val="Extranjerismo"/>
           <w:lang w:val="es-CO"/>
         </w:rPr>
-        <w:t>Lean Manufacturing.</w:t>
+        <w:t xml:space="preserve">Lean </w:t>
+      </w:r>
+      <w:proofErr w:type="spellStart"/>
+      <w:r>
+        <w:rPr>
+          <w:rStyle w:val="Extranjerismo"/>
+          <w:lang w:val="es-CO"/>
+        </w:rPr>
+        <w:t>Manufacturing</w:t>
+      </w:r>
+      <w:proofErr w:type="spellEnd"/>
+      <w:r>
+        <w:rPr>
+          <w:rStyle w:val="Extranjerismo"/>
+          <w:lang w:val="es-CO"/>
+        </w:rPr>
+        <w:t>.</w:t>
       </w:r>
     </w:p>
     <w:p>
@@ -5667,7 +5772,15 @@
         <w:t xml:space="preserve"> Kaizen</w:t>
       </w:r>
       <w:r>
-        <w:t xml:space="preserve"> ubicada en las referencias bibliográficas (Lefcovich, 2009).</w:t>
+        <w:t xml:space="preserve"> ubicada en las referencias bibliográficas (</w:t>
+      </w:r>
+      <w:proofErr w:type="spellStart"/>
+      <w:r>
+        <w:t>Lefcovich</w:t>
+      </w:r>
+      <w:proofErr w:type="spellEnd"/>
+      <w:r>
+        <w:t>, 2009).</w:t>
       </w:r>
     </w:p>
     <w:p>
@@ -5681,7 +5794,15 @@
         <w:t xml:space="preserve">Kaizen </w:t>
       </w:r>
       <w:r>
-        <w:t>fue desarrollada en Japón una vez terminada la II Guerra Mundial, la cual inicia con el análisis del problema; en la siguiente figura se pueden consultar los diferentes aspectos a tener en cuenta:</w:t>
+        <w:t xml:space="preserve">fue desarrollada en Japón una vez terminada la II Guerra Mundial, la cual inicia con el análisis del problema; en la siguiente figura se pueden consultar los diferentes aspectos </w:t>
+      </w:r>
+      <w:proofErr w:type="gramStart"/>
+      <w:r>
+        <w:t>a</w:t>
+      </w:r>
+      <w:proofErr w:type="gramEnd"/>
+      <w:r>
+        <w:t xml:space="preserve"> tener en cuenta:</w:t>
       </w:r>
       <w:r>
         <w:tab/>
@@ -6178,12 +6299,21 @@
             <w:r>
               <w:t xml:space="preserve">Documentar el flujo de información, calcular </w:t>
             </w:r>
+            <w:proofErr w:type="spellStart"/>
             <w:r>
               <w:rPr>
                 <w:rStyle w:val="Extranjerismo"/>
                 <w:lang w:val="es-CO"/>
               </w:rPr>
-              <w:t>takt time</w:t>
+              <w:t>takt</w:t>
+            </w:r>
+            <w:proofErr w:type="spellEnd"/>
+            <w:r>
+              <w:rPr>
+                <w:rStyle w:val="Extranjerismo"/>
+                <w:lang w:val="es-CO"/>
+              </w:rPr>
+              <w:t xml:space="preserve"> time</w:t>
             </w:r>
             <w:r>
               <w:t>, diagrama espagueti, y documentación.</w:t>
@@ -6242,23 +6372,50 @@
             <w:r>
               <w:t xml:space="preserve">Producir al ritmo </w:t>
             </w:r>
+            <w:proofErr w:type="spellStart"/>
             <w:r>
               <w:rPr>
                 <w:rStyle w:val="Extranjerismo"/>
                 <w:lang w:val="es-CO"/>
               </w:rPr>
-              <w:t>takt time</w:t>
-            </w:r>
-            <w:r>
-              <w:t xml:space="preserve">, introducir técnica </w:t>
-            </w:r>
+              <w:t>takt</w:t>
+            </w:r>
+            <w:proofErr w:type="spellEnd"/>
             <w:r>
               <w:rPr>
                 <w:rStyle w:val="Extranjerismo"/>
                 <w:lang w:val="es-CO"/>
               </w:rPr>
-              <w:t>poka yoke</w:t>
-            </w:r>
+              <w:t xml:space="preserve"> time</w:t>
+            </w:r>
+            <w:r>
+              <w:t xml:space="preserve">, introducir técnica </w:t>
+            </w:r>
+            <w:proofErr w:type="spellStart"/>
+            <w:r>
+              <w:rPr>
+                <w:rStyle w:val="Extranjerismo"/>
+                <w:lang w:val="es-CO"/>
+              </w:rPr>
+              <w:t>poka</w:t>
+            </w:r>
+            <w:proofErr w:type="spellEnd"/>
+            <w:r>
+              <w:rPr>
+                <w:rStyle w:val="Extranjerismo"/>
+                <w:lang w:val="es-CO"/>
+              </w:rPr>
+              <w:t xml:space="preserve"> </w:t>
+            </w:r>
+            <w:proofErr w:type="spellStart"/>
+            <w:r>
+              <w:rPr>
+                <w:rStyle w:val="Extranjerismo"/>
+                <w:lang w:val="es-CO"/>
+              </w:rPr>
+              <w:t>yoke</w:t>
+            </w:r>
+            <w:proofErr w:type="spellEnd"/>
             <w:r>
               <w:t>, eliminar tiempos de espera, analizar movimientos.</w:t>
             </w:r>
@@ -6516,6 +6673,7 @@
             <w:r>
               <w:t xml:space="preserve">Desarrollar el evento según lo planeado, mejorar métodos, modificar </w:t>
             </w:r>
+            <w:proofErr w:type="spellStart"/>
             <w:r>
               <w:rPr>
                 <w:rStyle w:val="Extranjerismo"/>
@@ -6523,6 +6681,7 @@
               </w:rPr>
               <w:t>layout</w:t>
             </w:r>
+            <w:proofErr w:type="spellEnd"/>
             <w:r>
               <w:t xml:space="preserve">, consultar </w:t>
             </w:r>
@@ -8432,11 +8591,19 @@
           <w:lang w:eastAsia="es-CO"/>
         </w:rPr>
       </w:pPr>
-      <w:r>
-        <w:rPr>
-          <w:lang w:eastAsia="es-CO"/>
-        </w:rPr>
-        <w:t>Los requisitos a revisar en cada actividad son:</w:t>
+      <w:proofErr w:type="gramStart"/>
+      <w:r>
+        <w:rPr>
+          <w:lang w:eastAsia="es-CO"/>
+        </w:rPr>
+        <w:t>Los requisitos a revisar</w:t>
+      </w:r>
+      <w:proofErr w:type="gramEnd"/>
+      <w:r>
+        <w:rPr>
+          <w:lang w:eastAsia="es-CO"/>
+        </w:rPr>
+        <w:t xml:space="preserve"> en cada actividad son:</w:t>
       </w:r>
     </w:p>
     <w:p>
@@ -9388,6 +9555,7 @@
         </w:rPr>
         <w:t xml:space="preserve">Otros factores </w:t>
       </w:r>
+      <w:proofErr w:type="gramStart"/>
       <w:r>
         <w:rPr>
           <w:b/>
@@ -9395,6 +9563,7 @@
         </w:rPr>
         <w:t>a</w:t>
       </w:r>
+      <w:proofErr w:type="gramEnd"/>
       <w:r>
         <w:rPr>
           <w:b/>
@@ -9456,7 +9625,23 @@
           <w:b/>
           <w:lang w:eastAsia="es-CO"/>
         </w:rPr>
-        <w:t xml:space="preserve"> y por ende, en la calidad de estos.</w:t>
+        <w:t xml:space="preserve"> </w:t>
+      </w:r>
+      <w:proofErr w:type="gramStart"/>
+      <w:r>
+        <w:rPr>
+          <w:b/>
+          <w:lang w:eastAsia="es-CO"/>
+        </w:rPr>
+        <w:t>y</w:t>
+      </w:r>
+      <w:proofErr w:type="gramEnd"/>
+      <w:r>
+        <w:rPr>
+          <w:b/>
+          <w:lang w:eastAsia="es-CO"/>
+        </w:rPr>
+        <w:t xml:space="preserve"> por ende, en la calidad de estos.</w:t>
       </w:r>
     </w:p>
     <w:p>
@@ -9490,8 +9675,17 @@
           <w:rStyle w:val="Extranjerismo"/>
           <w:lang w:val="es-CO" w:eastAsia="es-CO"/>
         </w:rPr>
-        <w:t>(pilling</w:t>
-      </w:r>
+        <w:t>(</w:t>
+      </w:r>
+      <w:proofErr w:type="spellStart"/>
+      <w:r>
+        <w:rPr>
+          <w:rStyle w:val="Extranjerismo"/>
+          <w:lang w:val="es-CO" w:eastAsia="es-CO"/>
+        </w:rPr>
+        <w:t>pilling</w:t>
+      </w:r>
+      <w:proofErr w:type="spellEnd"/>
       <w:r>
         <w:rPr>
           <w:lang w:eastAsia="es-CO"/>
@@ -10136,7 +10330,23 @@
                 <w:rFonts w:eastAsia="Times New Roman" w:cs="Calibri"/>
                 <w:lang w:eastAsia="es-CO"/>
               </w:rPr>
-              <w:t>Determinación de la resistencia a la formación de motas —pilling— por tambor aleatorio.</w:t>
+              <w:t>Determinación de la resistencia a la formación de motas —</w:t>
+            </w:r>
+            <w:proofErr w:type="spellStart"/>
+            <w:r>
+              <w:rPr>
+                <w:rFonts w:eastAsia="Times New Roman" w:cs="Calibri"/>
+                <w:lang w:eastAsia="es-CO"/>
+              </w:rPr>
+              <w:t>pilling</w:t>
+            </w:r>
+            <w:proofErr w:type="spellEnd"/>
+            <w:r>
+              <w:rPr>
+                <w:rFonts w:eastAsia="Times New Roman" w:cs="Calibri"/>
+                <w:lang w:eastAsia="es-CO"/>
+              </w:rPr>
+              <w:t>— por tambor aleatorio.</w:t>
             </w:r>
           </w:p>
         </w:tc>
@@ -10185,7 +10395,23 @@
                 <w:rFonts w:eastAsia="Times New Roman" w:cs="Calibri"/>
                 <w:lang w:eastAsia="es-CO"/>
               </w:rPr>
-              <w:t>Determinación de la resistencia a la formación de motas —pilling— por Martindale.</w:t>
+              <w:t>Determinación de la resistencia a la formación de motas —</w:t>
+            </w:r>
+            <w:proofErr w:type="spellStart"/>
+            <w:r>
+              <w:rPr>
+                <w:rFonts w:eastAsia="Times New Roman" w:cs="Calibri"/>
+                <w:lang w:eastAsia="es-CO"/>
+              </w:rPr>
+              <w:t>pilling</w:t>
+            </w:r>
+            <w:proofErr w:type="spellEnd"/>
+            <w:r>
+              <w:rPr>
+                <w:rFonts w:eastAsia="Times New Roman" w:cs="Calibri"/>
+                <w:lang w:eastAsia="es-CO"/>
+              </w:rPr>
+              <w:t>— por Martindale.</w:t>
             </w:r>
           </w:p>
         </w:tc>
@@ -11144,7 +11370,23 @@
                 <w:rFonts w:eastAsia="Times New Roman" w:cs="Calibri"/>
                 <w:lang w:eastAsia="es-CO"/>
               </w:rPr>
-              <w:t>Determinación de la solidez del color al lavado en seco con percloroetileno.</w:t>
+              <w:t xml:space="preserve">Determinación de la solidez del color al lavado en seco con </w:t>
+            </w:r>
+            <w:proofErr w:type="spellStart"/>
+            <w:r>
+              <w:rPr>
+                <w:rFonts w:eastAsia="Times New Roman" w:cs="Calibri"/>
+                <w:lang w:eastAsia="es-CO"/>
+              </w:rPr>
+              <w:t>percloroetileno</w:t>
+            </w:r>
+            <w:proofErr w:type="spellEnd"/>
+            <w:r>
+              <w:rPr>
+                <w:rFonts w:eastAsia="Times New Roman" w:cs="Calibri"/>
+                <w:lang w:eastAsia="es-CO"/>
+              </w:rPr>
+              <w:t>.</w:t>
             </w:r>
           </w:p>
         </w:tc>
@@ -11682,7 +11924,23 @@
                 <w:rFonts w:eastAsia="Times New Roman" w:cs="Calibri"/>
                 <w:lang w:eastAsia="es-CO"/>
               </w:rPr>
-              <w:t>Determinación de la solidez del color al frote con crockmeter.</w:t>
+              <w:t xml:space="preserve">Determinación de la solidez del color al frote con </w:t>
+            </w:r>
+            <w:proofErr w:type="spellStart"/>
+            <w:r>
+              <w:rPr>
+                <w:rFonts w:eastAsia="Times New Roman" w:cs="Calibri"/>
+                <w:lang w:eastAsia="es-CO"/>
+              </w:rPr>
+              <w:t>crockmeter</w:t>
+            </w:r>
+            <w:proofErr w:type="spellEnd"/>
+            <w:r>
+              <w:rPr>
+                <w:rFonts w:eastAsia="Times New Roman" w:cs="Calibri"/>
+                <w:lang w:eastAsia="es-CO"/>
+              </w:rPr>
+              <w:t>.</w:t>
             </w:r>
           </w:p>
         </w:tc>
@@ -13490,7 +13748,23 @@
                 <w:rFonts w:eastAsia="Times New Roman" w:cs="Calibri"/>
                 <w:lang w:eastAsia="es-CO"/>
               </w:rPr>
-              <w:t>Determinación de la resistencia a la abrasión por método Accelerotor.</w:t>
+              <w:t xml:space="preserve">Determinación de la resistencia a la abrasión por método </w:t>
+            </w:r>
+            <w:proofErr w:type="spellStart"/>
+            <w:r>
+              <w:rPr>
+                <w:rFonts w:eastAsia="Times New Roman" w:cs="Calibri"/>
+                <w:lang w:eastAsia="es-CO"/>
+              </w:rPr>
+              <w:t>Accelerotor</w:t>
+            </w:r>
+            <w:proofErr w:type="spellEnd"/>
+            <w:r>
+              <w:rPr>
+                <w:rFonts w:eastAsia="Times New Roman" w:cs="Calibri"/>
+                <w:lang w:eastAsia="es-CO"/>
+              </w:rPr>
+              <w:t>.</w:t>
             </w:r>
           </w:p>
         </w:tc>
@@ -15046,7 +15320,7 @@
           <w14:ligatures w14:val="standardContextual"/>
         </w:rPr>
         <w:drawing>
-          <wp:inline distT="0" distB="0" distL="0" distR="0" wp14:anchorId="33222FC4" wp14:editId="127FABBB">
+          <wp:inline distT="0" distB="0" distL="0" distR="0" wp14:anchorId="33222FC4" wp14:editId="60F9CB6B">
             <wp:extent cx="4718050" cy="1613373"/>
             <wp:effectExtent l="0" t="0" r="6350" b="6350"/>
             <wp:docPr id="950390934" name="Imagen 4" descr="Ejemplos de defectos en costuras textiles: falta de tensión, recogidos, saltos de puntada, hilos sueltos, roturas y problemas de simetría."/>
@@ -15456,11 +15730,19 @@
           <w:lang w:eastAsia="es-CO"/>
         </w:rPr>
       </w:pPr>
-      <w:r>
-        <w:rPr>
-          <w:lang w:eastAsia="es-CO"/>
-        </w:rPr>
-        <w:t>Los requisitos a revisar en cada una de las actividades del proceso de acabados son:</w:t>
+      <w:proofErr w:type="gramStart"/>
+      <w:r>
+        <w:rPr>
+          <w:lang w:eastAsia="es-CO"/>
+        </w:rPr>
+        <w:t>Los requisitos a revisar</w:t>
+      </w:r>
+      <w:proofErr w:type="gramEnd"/>
+      <w:r>
+        <w:rPr>
+          <w:lang w:eastAsia="es-CO"/>
+        </w:rPr>
+        <w:t xml:space="preserve"> en cada una de las actividades del proceso de acabados son:</w:t>
       </w:r>
     </w:p>
     <w:p>
@@ -15612,18 +15894,41 @@
           <w:lang w:eastAsia="es-CO"/>
         </w:rPr>
       </w:pPr>
-      <w:r>
-        <w:rPr>
-          <w:b/>
-          <w:lang w:eastAsia="es-CO"/>
-        </w:rPr>
-        <w:t>Rebordados:</w:t>
-      </w:r>
-      <w:r>
-        <w:rPr>
-          <w:lang w:eastAsia="es-CO"/>
-        </w:rPr>
-        <w:t xml:space="preserve"> alineación y ubicación al colocar pedrería u otros; el diseño debe corresponder al rebordado realizado.</w:t>
+      <w:proofErr w:type="spellStart"/>
+      <w:r>
+        <w:rPr>
+          <w:b/>
+          <w:lang w:eastAsia="es-CO"/>
+        </w:rPr>
+        <w:t>Rebordados</w:t>
+      </w:r>
+      <w:proofErr w:type="spellEnd"/>
+      <w:r>
+        <w:rPr>
+          <w:b/>
+          <w:lang w:eastAsia="es-CO"/>
+        </w:rPr>
+        <w:t>:</w:t>
+      </w:r>
+      <w:r>
+        <w:rPr>
+          <w:lang w:eastAsia="es-CO"/>
+        </w:rPr>
+        <w:t xml:space="preserve"> alineación y ubicación al colocar pedrería u otros; el diseño debe corresponder al </w:t>
+      </w:r>
+      <w:proofErr w:type="spellStart"/>
+      <w:r>
+        <w:rPr>
+          <w:lang w:eastAsia="es-CO"/>
+        </w:rPr>
+        <w:t>rebordado</w:t>
+      </w:r>
+      <w:proofErr w:type="spellEnd"/>
+      <w:r>
+        <w:rPr>
+          <w:lang w:eastAsia="es-CO"/>
+        </w:rPr>
+        <w:t xml:space="preserve"> realizado.</w:t>
       </w:r>
     </w:p>
     <w:p>
@@ -16634,7 +16939,15 @@
               <w:ind w:firstLine="0"/>
             </w:pPr>
             <w:r>
-              <w:t>Solidez del color al lavado en seco con percloroetileno.</w:t>
+              <w:t xml:space="preserve">Solidez del color al lavado en seco con </w:t>
+            </w:r>
+            <w:proofErr w:type="spellStart"/>
+            <w:r>
+              <w:t>percloroetileno</w:t>
+            </w:r>
+            <w:proofErr w:type="spellEnd"/>
+            <w:r>
+              <w:t>.</w:t>
             </w:r>
           </w:p>
         </w:tc>
@@ -19145,7 +19458,28 @@
         <w:rPr>
           <w:lang w:eastAsia="es-CO"/>
         </w:rPr>
-        <w:t>contar con aditamentos como dosificadores de elástico en fileteadoras, recubridoras, encauchadora</w:t>
+        <w:t xml:space="preserve">contar con aditamentos como dosificadores de elástico en fileteadoras, </w:t>
+      </w:r>
+      <w:proofErr w:type="spellStart"/>
+      <w:r>
+        <w:rPr>
+          <w:lang w:eastAsia="es-CO"/>
+        </w:rPr>
+        <w:t>recubridoras</w:t>
+      </w:r>
+      <w:proofErr w:type="spellEnd"/>
+      <w:r>
+        <w:rPr>
+          <w:lang w:eastAsia="es-CO"/>
+        </w:rPr>
+        <w:t xml:space="preserve">, </w:t>
+      </w:r>
+      <w:proofErr w:type="spellStart"/>
+      <w:r>
+        <w:rPr>
+          <w:lang w:eastAsia="es-CO"/>
+        </w:rPr>
+        <w:t>encauchadora</w:t>
       </w:r>
       <w:r>
         <w:rPr>
@@ -19153,6 +19487,7 @@
         </w:rPr>
         <w:t>s</w:t>
       </w:r>
+      <w:proofErr w:type="spellEnd"/>
       <w:r>
         <w:rPr>
           <w:lang w:eastAsia="es-CO"/>
@@ -19163,13 +19498,27 @@
         <w:rPr>
           <w:lang w:eastAsia="es-CO"/>
         </w:rPr>
-        <w:t>n</w:t>
-      </w:r>
-      <w:r>
-        <w:rPr>
-          <w:lang w:eastAsia="es-CO"/>
-        </w:rPr>
-        <w:t xml:space="preserve"> en el proceso máquinas zigzadoras y presilladoras.</w:t>
+        <w:t>s</w:t>
+      </w:r>
+      <w:r>
+        <w:rPr>
+          <w:lang w:eastAsia="es-CO"/>
+        </w:rPr>
+        <w:t xml:space="preserve"> en el proceso máquinas </w:t>
+      </w:r>
+      <w:proofErr w:type="spellStart"/>
+      <w:r>
+        <w:rPr>
+          <w:lang w:eastAsia="es-CO"/>
+        </w:rPr>
+        <w:t>zigzadoras</w:t>
+      </w:r>
+      <w:proofErr w:type="spellEnd"/>
+      <w:r>
+        <w:rPr>
+          <w:lang w:eastAsia="es-CO"/>
+        </w:rPr>
+        <w:t xml:space="preserve"> y presilladoras.</w:t>
       </w:r>
     </w:p>
     <w:p>
@@ -19292,7 +19641,55 @@
           <w:b/>
           <w:lang w:eastAsia="es-CO"/>
         </w:rPr>
-        <w:t>Las máquinas donde se realiza el ensamble son fileteadoras de tres hilos, recubridoras con dosificadores, fólderes sesgadores con dosificación de elástico, zigzadoras y presilladoras.</w:t>
+        <w:t xml:space="preserve">Las máquinas donde se realiza el ensamble son fileteadoras de tres hilos, </w:t>
+      </w:r>
+      <w:proofErr w:type="spellStart"/>
+      <w:r>
+        <w:rPr>
+          <w:b/>
+          <w:lang w:eastAsia="es-CO"/>
+        </w:rPr>
+        <w:t>recubridoras</w:t>
+      </w:r>
+      <w:proofErr w:type="spellEnd"/>
+      <w:r>
+        <w:rPr>
+          <w:b/>
+          <w:lang w:eastAsia="es-CO"/>
+        </w:rPr>
+        <w:t xml:space="preserve"> con dosificadores, fólderes </w:t>
+      </w:r>
+      <w:proofErr w:type="spellStart"/>
+      <w:r>
+        <w:rPr>
+          <w:b/>
+          <w:lang w:eastAsia="es-CO"/>
+        </w:rPr>
+        <w:t>sesgadores</w:t>
+      </w:r>
+      <w:proofErr w:type="spellEnd"/>
+      <w:r>
+        <w:rPr>
+          <w:b/>
+          <w:lang w:eastAsia="es-CO"/>
+        </w:rPr>
+        <w:t xml:space="preserve"> con dosificación de elástico, </w:t>
+      </w:r>
+      <w:proofErr w:type="spellStart"/>
+      <w:r>
+        <w:rPr>
+          <w:b/>
+          <w:lang w:eastAsia="es-CO"/>
+        </w:rPr>
+        <w:t>zigzadoras</w:t>
+      </w:r>
+      <w:proofErr w:type="spellEnd"/>
+      <w:r>
+        <w:rPr>
+          <w:b/>
+          <w:lang w:eastAsia="es-CO"/>
+        </w:rPr>
+        <w:t xml:space="preserve"> y presilladoras.</w:t>
       </w:r>
     </w:p>
     <w:p>
@@ -19397,6 +19794,7 @@
         </w:rPr>
         <w:t xml:space="preserve"> </w:t>
       </w:r>
+      <w:proofErr w:type="spellStart"/>
       <w:r>
         <w:rPr>
           <w:rStyle w:val="Extranjerismo"/>
@@ -19404,6 +19802,7 @@
         </w:rPr>
         <w:t>presillar</w:t>
       </w:r>
+      <w:proofErr w:type="spellEnd"/>
       <w:r>
         <w:rPr>
           <w:lang w:eastAsia="es-CO"/>
@@ -19630,9 +20029,9 @@
       </w:pPr>
       <w:bookmarkStart w:id="12" w:name="_Toc235135155"/>
       <w:r>
-        <w:lastRenderedPageBreak/>
         <w:t xml:space="preserve">Confección </w:t>
       </w:r>
+      <w:proofErr w:type="spellStart"/>
       <w:r>
         <w:rPr>
           <w:rStyle w:val="Extranjerismo"/>
@@ -19640,6 +20039,7 @@
         </w:rPr>
         <w:t>boxer</w:t>
       </w:r>
+      <w:proofErr w:type="spellEnd"/>
       <w:r>
         <w:t xml:space="preserve"> masculino</w:t>
       </w:r>
@@ -19655,8 +20055,23 @@
         <w:rPr>
           <w:lang w:eastAsia="es-CO"/>
         </w:rPr>
-        <w:t xml:space="preserve">La prenda requiere máquina fileteadora de 3 hilos o con 4 hilos, con dosificadores de elástico, recubridoras con dosificador de elástico, presilladora. Este tipo de prendas se puede ensamblar en la máquina flat </w:t>
-      </w:r>
+        <w:t xml:space="preserve">La prenda requiere máquina fileteadora de 3 hilos o con 4 hilos, con dosificadores de elástico, </w:t>
+      </w:r>
+      <w:proofErr w:type="spellStart"/>
+      <w:r>
+        <w:rPr>
+          <w:lang w:eastAsia="es-CO"/>
+        </w:rPr>
+        <w:t>recubridoras</w:t>
+      </w:r>
+      <w:proofErr w:type="spellEnd"/>
+      <w:r>
+        <w:rPr>
+          <w:lang w:eastAsia="es-CO"/>
+        </w:rPr>
+        <w:t xml:space="preserve"> con dosificador de elástico, presilladora. Este tipo de prendas se puede ensamblar en la máquina flat </w:t>
+      </w:r>
+      <w:proofErr w:type="spellStart"/>
       <w:r>
         <w:rPr>
           <w:rStyle w:val="Extranjerismo"/>
@@ -19664,6 +20079,7 @@
         </w:rPr>
         <w:t>seamer</w:t>
       </w:r>
+      <w:proofErr w:type="spellEnd"/>
       <w:r>
         <w:rPr>
           <w:lang w:eastAsia="es-CO"/>
@@ -19783,7 +20199,21 @@
         <w:rPr>
           <w:lang w:eastAsia="es-CO"/>
         </w:rPr>
-        <w:t xml:space="preserve"> presillar, limpiar, revisar, empacar, entre otras.</w:t>
+        <w:t xml:space="preserve"> </w:t>
+      </w:r>
+      <w:proofErr w:type="spellStart"/>
+      <w:r>
+        <w:rPr>
+          <w:lang w:eastAsia="es-CO"/>
+        </w:rPr>
+        <w:t>presillar</w:t>
+      </w:r>
+      <w:proofErr w:type="spellEnd"/>
+      <w:r>
+        <w:rPr>
+          <w:lang w:eastAsia="es-CO"/>
+        </w:rPr>
+        <w:t>, limpiar, revisar, empacar, entre otras.</w:t>
       </w:r>
     </w:p>
     <w:p>
@@ -19840,8 +20270,13 @@
         <w:t>Boxer</w:t>
       </w:r>
       <w:r>
-        <w:t xml:space="preserve"> pijamero</w:t>
-      </w:r>
+        <w:t xml:space="preserve"> </w:t>
+      </w:r>
+      <w:proofErr w:type="spellStart"/>
+      <w:r>
+        <w:t>pijamero</w:t>
+      </w:r>
+      <w:proofErr w:type="spellEnd"/>
     </w:p>
     <w:p>
       <w:pPr>
@@ -19853,7 +20288,7 @@
           <w:lang w:eastAsia="es-CO"/>
         </w:rPr>
         <w:drawing>
-          <wp:inline distT="0" distB="0" distL="0" distR="0" wp14:anchorId="5DCAD70D" wp14:editId="2BCDD561">
+          <wp:inline distT="0" distB="0" distL="0" distR="0" wp14:anchorId="5DCAD70D" wp14:editId="08EC0148">
             <wp:extent cx="4680000" cy="2632500"/>
             <wp:effectExtent l="0" t="0" r="6350" b="0"/>
             <wp:docPr id="720828650" name="Imagen 720828650">
@@ -19970,8 +20405,16 @@
               <w:rPr>
                 <w:b/>
               </w:rPr>
-              <w:t xml:space="preserve"> pijamero</w:t>
-            </w:r>
+              <w:t xml:space="preserve"> </w:t>
+            </w:r>
+            <w:proofErr w:type="spellStart"/>
+            <w:r>
+              <w:rPr>
+                <w:b/>
+              </w:rPr>
+              <w:t>pijamero</w:t>
+            </w:r>
+            <w:proofErr w:type="spellEnd"/>
           </w:p>
         </w:tc>
       </w:tr>
@@ -19992,7 +20435,15 @@
               <w:t>bóxer</w:t>
             </w:r>
             <w:r>
-              <w:t xml:space="preserve"> pijamero requiere la aplicación de conocimientos técnicos relacionados con el patronaje, el corte, el ensamble y los acabados de la prenda. El proceso inicia con la elaboración del patrón básico, el cual se adapta a las características del diseño para garantizar comodidad, ajuste y funcionalidad.</w:t>
+              <w:t xml:space="preserve"> </w:t>
+            </w:r>
+            <w:proofErr w:type="spellStart"/>
+            <w:r>
+              <w:t>pijamero</w:t>
+            </w:r>
+            <w:proofErr w:type="spellEnd"/>
+            <w:r>
+              <w:t xml:space="preserve"> requiere la aplicación de conocimientos técnicos relacionados con el patronaje, el corte, el ensamble y los acabados de la prenda. El proceso inicia con la elaboración del patrón básico, el cual se adapta a las características del diseño para garantizar comodidad, ajuste y funcionalidad.</w:t>
             </w:r>
           </w:p>
           <w:p>
@@ -20020,7 +20471,6 @@
       </w:pPr>
       <w:bookmarkStart w:id="13" w:name="_Toc235135156"/>
       <w:r>
-        <w:lastRenderedPageBreak/>
         <w:t>Confección de camiseta tipo polo</w:t>
       </w:r>
       <w:bookmarkEnd w:id="13"/>
@@ -20048,7 +20498,21 @@
         <w:rPr>
           <w:lang w:eastAsia="es-CO"/>
         </w:rPr>
-        <w:t>Para su elaboración es indispensable contar con maquinaria básica de confección, entre la que se incluyen la máquina plana, utilizada para operaciones de pespunte y fijación de componentes; la fileteadora, empleada para el ensamblaje y acabado de los bordes; y la recubridora, utilizada en dobladillos y terminaciones. Se recomienda el uso de la fileteadora de cuatro hilos con puntada de refuerzo, ya que proporciona mayor resistencia a las costuras y mejor comportamiento frente a los esfuerzos generados durante el uso y lavado de la prenda.</w:t>
+        <w:t xml:space="preserve">Para su elaboración es indispensable contar con maquinaria básica de confección, entre la que se incluyen la máquina plana, utilizada para operaciones de pespunte y fijación de componentes; la fileteadora, empleada para el ensamblaje y acabado de los bordes; y la </w:t>
+      </w:r>
+      <w:proofErr w:type="spellStart"/>
+      <w:r>
+        <w:rPr>
+          <w:lang w:eastAsia="es-CO"/>
+        </w:rPr>
+        <w:t>recubridora</w:t>
+      </w:r>
+      <w:proofErr w:type="spellEnd"/>
+      <w:r>
+        <w:rPr>
+          <w:lang w:eastAsia="es-CO"/>
+        </w:rPr>
+        <w:t>, utilizada en dobladillos y terminaciones. Se recomienda el uso de la fileteadora de cuatro hilos con puntada de refuerzo, ya que proporciona mayor resistencia a las costuras y mejor comportamiento frente a los esfuerzos generados durante el uso y lavado de la prenda.</w:t>
       </w:r>
       <w:r>
         <w:rPr>
@@ -20333,7 +20797,21 @@
         <w:rPr>
           <w:lang w:eastAsia="es-CO"/>
         </w:rPr>
-        <w:t xml:space="preserve"> en esta fase se realiza la unión de las diferentes piezas que conforman la camiseta. Las operaciones más comunes incluyen la unión de hombros, el montaje de mangas, el cierre de costados, la colocación del cuello y la pechera, la fijación de puños cuando corresponda y la elaboración de los dobladillos en mangas y ruedo mediante recubridora. Durante esta etapa es fundamental controlar la tensión de las costuras, la simetría de los componentes y el comportamiento del tejido para evitar deformaciones o defectos de confección.</w:t>
+        <w:t xml:space="preserve"> en esta fase se realiza la unión de las diferentes piezas que conforman la camiseta. Las operaciones más comunes incluyen la unión de hombros, el montaje de mangas, el cierre de costados, la colocación del cuello y la pechera, la fijación de puños cuando corresponda y la elaboración de los dobladillos en mangas y ruedo mediante </w:t>
+      </w:r>
+      <w:proofErr w:type="spellStart"/>
+      <w:r>
+        <w:rPr>
+          <w:lang w:eastAsia="es-CO"/>
+        </w:rPr>
+        <w:t>recubridora</w:t>
+      </w:r>
+      <w:proofErr w:type="spellEnd"/>
+      <w:r>
+        <w:rPr>
+          <w:lang w:eastAsia="es-CO"/>
+        </w:rPr>
+        <w:t>. Durante esta etapa es fundamental controlar la tensión de las costuras, la simetría de los componentes y el comportamiento del tejido para evitar deformaciones o defectos de confección.</w:t>
       </w:r>
     </w:p>
     <w:p>
@@ -20408,7 +20886,35 @@
         <w:rPr>
           <w:lang w:eastAsia="es-CO"/>
         </w:rPr>
-        <w:t>Para su elaboración se emplea maquinaria básica de confección, como máquina plana, fileteadora y recubridora, además de equipos especializados como la encauchadora, utilizada para fijar elásticos de manera uniforme en la cintura, garantizando un ajuste adecuado, mayor comodidad y una mejor presentación de la prenda.</w:t>
+        <w:t xml:space="preserve">Para su elaboración se emplea maquinaria básica de confección, como máquina plana, fileteadora y </w:t>
+      </w:r>
+      <w:proofErr w:type="spellStart"/>
+      <w:r>
+        <w:rPr>
+          <w:lang w:eastAsia="es-CO"/>
+        </w:rPr>
+        <w:t>recubridora</w:t>
+      </w:r>
+      <w:proofErr w:type="spellEnd"/>
+      <w:r>
+        <w:rPr>
+          <w:lang w:eastAsia="es-CO"/>
+        </w:rPr>
+        <w:t xml:space="preserve">, además de equipos especializados como la </w:t>
+      </w:r>
+      <w:proofErr w:type="spellStart"/>
+      <w:r>
+        <w:rPr>
+          <w:lang w:eastAsia="es-CO"/>
+        </w:rPr>
+        <w:t>encauchadora</w:t>
+      </w:r>
+      <w:proofErr w:type="spellEnd"/>
+      <w:r>
+        <w:rPr>
+          <w:lang w:eastAsia="es-CO"/>
+        </w:rPr>
+        <w:t>, utilizada para fijar elásticos de manera uniforme en la cintura, garantizando un ajuste adecuado, mayor comodidad y una mejor presentación de la prenda.</w:t>
       </w:r>
     </w:p>
     <w:p>
@@ -20541,6 +21047,7 @@
       <w:r>
         <w:t xml:space="preserve"> y </w:t>
       </w:r>
+      <w:proofErr w:type="spellStart"/>
       <w:r>
         <w:rPr>
           <w:rStyle w:val="Extranjerismo"/>
@@ -20548,6 +21055,7 @@
         </w:rPr>
         <w:t>leggings</w:t>
       </w:r>
+      <w:proofErr w:type="spellEnd"/>
       <w:r>
         <w:t xml:space="preserve"> requiere la aplicación de procesos especializados de confección debido a las características de los materiales utilizados, generalmente tejidos de punto con propiedades de elasticidad, ajuste al cuerpo y recuperación de forma. Estas prendas están diseñadas para brindar comodidad, libertad de movimiento y soporte durante la actividad física, por lo que demandan altos estándares de calidad en su fabricación.</w:t>
       </w:r>
@@ -20566,14 +21074,28 @@
     </w:p>
     <w:p>
       <w:r>
-        <w:t>Además de la maquinaria básica de confección, como máquina plana, fileteadora y recubridora, se emplean máquinas especiales que permiten obtener acabados funcionales y de alta calid</w:t>
-      </w:r>
-      <w:r>
-        <w:t>ad. Entre estas se destaca la encauchadora</w:t>
-      </w:r>
+        <w:t xml:space="preserve">Además de la maquinaria básica de confección, como máquina plana, fileteadora y </w:t>
+      </w:r>
+      <w:proofErr w:type="spellStart"/>
+      <w:r>
+        <w:t>recubridora</w:t>
+      </w:r>
+      <w:proofErr w:type="spellEnd"/>
+      <w:r>
+        <w:t>, se emplean máquinas especiales que permiten obtener acabados funcionales y de alta calid</w:t>
+      </w:r>
+      <w:r>
+        <w:t xml:space="preserve">ad. Entre estas se destaca la </w:t>
+      </w:r>
+      <w:proofErr w:type="spellStart"/>
+      <w:r>
+        <w:t>encauchadora</w:t>
+      </w:r>
+      <w:proofErr w:type="spellEnd"/>
       <w:r>
         <w:t xml:space="preserve">, utilizada para fijar y distribuir uniformemente los elásticos en zonas como la cintura de los </w:t>
       </w:r>
+      <w:proofErr w:type="spellStart"/>
       <w:r>
         <w:rPr>
           <w:rStyle w:val="Extranjerismo"/>
@@ -20581,6 +21103,7 @@
         </w:rPr>
         <w:t>leggings</w:t>
       </w:r>
+      <w:proofErr w:type="spellEnd"/>
       <w:r>
         <w:t xml:space="preserve"> o la base del </w:t>
       </w:r>
@@ -20874,12 +21397,26 @@
         <w:rPr>
           <w:bCs/>
         </w:rPr>
-        <w:t xml:space="preserve"> y por tanto</w:t>
-      </w:r>
+        <w:t xml:space="preserve"> </w:t>
+      </w:r>
+      <w:proofErr w:type="gramStart"/>
       <w:r>
         <w:rPr>
           <w:bCs/>
         </w:rPr>
+        <w:t>y</w:t>
+      </w:r>
+      <w:proofErr w:type="gramEnd"/>
+      <w:r>
+        <w:rPr>
+          <w:bCs/>
+        </w:rPr>
+        <w:t xml:space="preserve"> por tanto</w:t>
+      </w:r>
+      <w:r>
+        <w:rPr>
+          <w:bCs/>
+        </w:rPr>
         <w:t>,</w:t>
       </w:r>
       <w:r>
@@ -21021,7 +21558,21 @@
         <w:rPr>
           <w:bCs/>
         </w:rPr>
-        <w:t xml:space="preserve"> y por tanto</w:t>
+        <w:t xml:space="preserve"> </w:t>
+      </w:r>
+      <w:proofErr w:type="gramStart"/>
+      <w:r>
+        <w:rPr>
+          <w:bCs/>
+        </w:rPr>
+        <w:t>y</w:t>
+      </w:r>
+      <w:proofErr w:type="gramEnd"/>
+      <w:r>
+        <w:rPr>
+          <w:bCs/>
+        </w:rPr>
+        <w:t xml:space="preserve"> por tanto</w:t>
       </w:r>
       <w:r>
         <w:rPr>
@@ -21136,7 +21687,31 @@
     </w:p>
     <w:p>
       <w:r>
-        <w:t>International Organization for Standardization (ISO). (2015). ISO 9001:2015. Sistemas de gestión de la calidad: Requisitos.</w:t>
+        <w:t xml:space="preserve">International </w:t>
+      </w:r>
+      <w:proofErr w:type="spellStart"/>
+      <w:r>
+        <w:t>Organization</w:t>
+      </w:r>
+      <w:proofErr w:type="spellEnd"/>
+      <w:r>
+        <w:t xml:space="preserve"> </w:t>
+      </w:r>
+      <w:proofErr w:type="spellStart"/>
+      <w:r>
+        <w:t>for</w:t>
+      </w:r>
+      <w:proofErr w:type="spellEnd"/>
+      <w:r>
+        <w:t xml:space="preserve"> </w:t>
+      </w:r>
+      <w:proofErr w:type="spellStart"/>
+      <w:r>
+        <w:t>Standardization</w:t>
+      </w:r>
+      <w:proofErr w:type="spellEnd"/>
+      <w:r>
+        <w:t xml:space="preserve"> (ISO). (2015). ISO 9001:2015. Sistemas de gestión de la calidad: Requisitos.</w:t>
       </w:r>
     </w:p>
     <w:p/>
@@ -21841,11 +22416,19 @@
                 <w:lang w:val="es-CO"/>
               </w:rPr>
             </w:pPr>
+            <w:proofErr w:type="spellStart"/>
             <w:r>
               <w:rPr>
                 <w:lang w:val="es-CO"/>
               </w:rPr>
-              <w:t>Jhon Jairo Rodríguez Pérez</w:t>
+              <w:t>Jhon</w:t>
+            </w:r>
+            <w:proofErr w:type="spellEnd"/>
+            <w:r>
+              <w:rPr>
+                <w:lang w:val="es-CO"/>
+              </w:rPr>
+              <w:t xml:space="preserve"> Jairo Rodríguez Pérez</w:t>
             </w:r>
           </w:p>
         </w:tc>
@@ -22078,8 +22661,17 @@
                 <w:rStyle w:val="Extranjerismo"/>
                 <w:lang w:val="es-CO"/>
               </w:rPr>
-              <w:t>full stack</w:t>
-            </w:r>
+              <w:t xml:space="preserve">full </w:t>
+            </w:r>
+            <w:proofErr w:type="spellStart"/>
+            <w:r>
+              <w:rPr>
+                <w:rStyle w:val="Extranjerismo"/>
+                <w:lang w:val="es-CO"/>
+              </w:rPr>
+              <w:t>stack</w:t>
+            </w:r>
+            <w:proofErr w:type="spellEnd"/>
           </w:p>
         </w:tc>
         <w:tc>
@@ -22114,11 +22706,19 @@
                 <w:lang w:val="es-CO"/>
               </w:rPr>
             </w:pPr>
+            <w:proofErr w:type="spellStart"/>
             <w:r>
               <w:rPr>
                 <w:lang w:val="es-CO"/>
               </w:rPr>
-              <w:t>Maria Alejandra Vera Briceño</w:t>
+              <w:t>Maria</w:t>
+            </w:r>
+            <w:proofErr w:type="spellEnd"/>
+            <w:r>
+              <w:rPr>
+                <w:lang w:val="es-CO"/>
+              </w:rPr>
+              <w:t xml:space="preserve"> Alejandra Vera Briceño</w:t>
             </w:r>
           </w:p>
         </w:tc>
@@ -22193,7 +22793,21 @@
                 <w:lang w:val="es-CO"/>
               </w:rPr>
               <w:lastRenderedPageBreak/>
-              <w:t>Yineth Ibette Gonzalez Quintero</w:t>
+              <w:t xml:space="preserve">Yineth Ibette </w:t>
+            </w:r>
+            <w:proofErr w:type="spellStart"/>
+            <w:r>
+              <w:rPr>
+                <w:lang w:val="es-CO"/>
+              </w:rPr>
+              <w:t>Gonzalez</w:t>
+            </w:r>
+            <w:proofErr w:type="spellEnd"/>
+            <w:r>
+              <w:rPr>
+                <w:lang w:val="es-CO"/>
+              </w:rPr>
+              <w:t xml:space="preserve"> Quintero</w:t>
             </w:r>
           </w:p>
         </w:tc>
@@ -29053,17 +29667,6 @@
 </file>
 
 <file path=customXml/item1.xml><?xml version="1.0" encoding="utf-8"?>
-<p:properties xmlns:p="http://schemas.microsoft.com/office/2006/metadata/properties" xmlns:xsi="http://www.w3.org/2001/XMLSchema-instance" xmlns:pc="http://schemas.microsoft.com/office/infopath/2007/PartnerControls">
-  <documentManagement>
-    <TaxCatchAll xmlns="13c90a0b-73bc-4dc0-be5f-28d77b615beb" xsi:nil="true"/>
-    <lcf76f155ced4ddcb4097134ff3c332f xmlns="13c93bba-48ce-428c-bfe5-88b42c19b028">
-      <Terms xmlns="http://schemas.microsoft.com/office/infopath/2007/PartnerControls"/>
-    </lcf76f155ced4ddcb4097134ff3c332f>
-  </documentManagement>
-</p:properties>
-</file>
-
-<file path=customXml/item2.xml><?xml version="1.0" encoding="utf-8"?>
 <ct:contentTypeSchema xmlns:ct="http://schemas.microsoft.com/office/2006/metadata/contentType" xmlns:ma="http://schemas.microsoft.com/office/2006/metadata/properties/metaAttributes" ct:_="" ma:_="" ma:contentTypeName="Documento" ma:contentTypeID="0x0101006A81D6BD42E8DF4C91013959704817E1" ma:contentTypeVersion="15" ma:contentTypeDescription="Crear nuevo documento." ma:contentTypeScope="" ma:versionID="bf4f72ffd194f0963ff564daca6869f7">
   <xsd:schema xmlns:xsd="http://www.w3.org/2001/XMLSchema" xmlns:xs="http://www.w3.org/2001/XMLSchema" xmlns:p="http://schemas.microsoft.com/office/2006/metadata/properties" xmlns:ns2="13c90a0b-73bc-4dc0-be5f-28d77b615beb" xmlns:ns3="13c93bba-48ce-428c-bfe5-88b42c19b028" targetNamespace="http://schemas.microsoft.com/office/2006/metadata/properties" ma:root="true" ma:fieldsID="8718d6f4873a5b1392a45044efa78385" ns2:_="" ns3:_="">
     <xsd:import namespace="13c90a0b-73bc-4dc0-be5f-28d77b615beb"/>
@@ -29298,11 +29901,18 @@
 </ct:contentTypeSchema>
 </file>
 
-<file path=customXml/item3.xml><?xml version="1.0" encoding="utf-8"?>
-<b:Sources xmlns:b="http://schemas.openxmlformats.org/officeDocument/2006/bibliography" xmlns="http://schemas.openxmlformats.org/officeDocument/2006/bibliography" SelectedStyle="\APASixthEditionOfficeOnline.xsl" StyleName="APA" Version="6"/>
+<file path=customXml/item2.xml><?xml version="1.0" encoding="utf-8"?>
+<p:properties xmlns:p="http://schemas.microsoft.com/office/2006/metadata/properties" xmlns:xsi="http://www.w3.org/2001/XMLSchema-instance" xmlns:pc="http://schemas.microsoft.com/office/infopath/2007/PartnerControls">
+  <documentManagement>
+    <TaxCatchAll xmlns="13c90a0b-73bc-4dc0-be5f-28d77b615beb" xsi:nil="true"/>
+    <lcf76f155ced4ddcb4097134ff3c332f xmlns="13c93bba-48ce-428c-bfe5-88b42c19b028">
+      <Terms xmlns="http://schemas.microsoft.com/office/infopath/2007/PartnerControls"/>
+    </lcf76f155ced4ddcb4097134ff3c332f>
+  </documentManagement>
+</p:properties>
 </file>
 
-<file path=customXml/item4.xml><?xml version="1.0" encoding="utf-8"?>
+<file path=customXml/item3.xml><?xml version="1.0" encoding="utf-8"?>
 <?mso-contentType ?>
 <FormTemplates xmlns="http://schemas.microsoft.com/sharepoint/v3/contenttype/forms">
   <Display>DocumentLibraryForm</Display>
@@ -29311,18 +29921,11 @@
 </FormTemplates>
 </file>
 
-<file path=customXml/itemProps1.xml><?xml version="1.0" encoding="utf-8"?>
-<ds:datastoreItem xmlns:ds="http://schemas.openxmlformats.org/officeDocument/2006/customXml" ds:itemID="{1279454D-02BE-4A9C-A117-DCD1573E2608}">
-  <ds:schemaRefs>
-    <ds:schemaRef ds:uri="http://schemas.microsoft.com/office/2006/metadata/properties"/>
-    <ds:schemaRef ds:uri="http://schemas.microsoft.com/office/infopath/2007/PartnerControls"/>
-    <ds:schemaRef ds:uri="13c90a0b-73bc-4dc0-be5f-28d77b615beb"/>
-    <ds:schemaRef ds:uri="13c93bba-48ce-428c-bfe5-88b42c19b028"/>
-  </ds:schemaRefs>
-</ds:datastoreItem>
+<file path=customXml/item4.xml><?xml version="1.0" encoding="utf-8"?>
+<b:Sources xmlns:b="http://schemas.openxmlformats.org/officeDocument/2006/bibliography" xmlns="http://schemas.openxmlformats.org/officeDocument/2006/bibliography" SelectedStyle="\APASixthEditionOfficeOnline.xsl" StyleName="APA" Version="6"/>
 </file>
 
-<file path=customXml/itemProps2.xml><?xml version="1.0" encoding="utf-8"?>
+<file path=customXml/itemProps1.xml><?xml version="1.0" encoding="utf-8"?>
 <ds:datastoreItem xmlns:ds="http://schemas.openxmlformats.org/officeDocument/2006/customXml" ds:itemID="{59065960-E0CA-4804-83B5-320CBCDCC160}">
   <ds:schemaRefs>
     <ds:schemaRef ds:uri="http://schemas.microsoft.com/office/2006/metadata/contentType"/>
@@ -29341,18 +29944,29 @@
 </ds:datastoreItem>
 </file>
 
+<file path=customXml/itemProps2.xml><?xml version="1.0" encoding="utf-8"?>
+<ds:datastoreItem xmlns:ds="http://schemas.openxmlformats.org/officeDocument/2006/customXml" ds:itemID="{1279454D-02BE-4A9C-A117-DCD1573E2608}">
+  <ds:schemaRefs>
+    <ds:schemaRef ds:uri="http://schemas.microsoft.com/office/2006/metadata/properties"/>
+    <ds:schemaRef ds:uri="http://schemas.microsoft.com/office/infopath/2007/PartnerControls"/>
+    <ds:schemaRef ds:uri="13c90a0b-73bc-4dc0-be5f-28d77b615beb"/>
+    <ds:schemaRef ds:uri="13c93bba-48ce-428c-bfe5-88b42c19b028"/>
+  </ds:schemaRefs>
+</ds:datastoreItem>
+</file>
+
 <file path=customXml/itemProps3.xml><?xml version="1.0" encoding="utf-8"?>
+<ds:datastoreItem xmlns:ds="http://schemas.openxmlformats.org/officeDocument/2006/customXml" ds:itemID="{10663269-2064-4804-8290-36D4A57F5557}">
+  <ds:schemaRefs>
+    <ds:schemaRef ds:uri="http://schemas.microsoft.com/sharepoint/v3/contenttype/forms"/>
+  </ds:schemaRefs>
+</ds:datastoreItem>
+</file>
+
+<file path=customXml/itemProps4.xml><?xml version="1.0" encoding="utf-8"?>
 <ds:datastoreItem xmlns:ds="http://schemas.openxmlformats.org/officeDocument/2006/customXml" ds:itemID="{E61F9D52-A5D1-4EFE-ADCE-5A5118E46D73}">
   <ds:schemaRefs>
     <ds:schemaRef ds:uri="http://schemas.openxmlformats.org/officeDocument/2006/bibliography"/>
   </ds:schemaRefs>
 </ds:datastoreItem>
-</file>
-
-<file path=customXml/itemProps4.xml><?xml version="1.0" encoding="utf-8"?>
-<ds:datastoreItem xmlns:ds="http://schemas.openxmlformats.org/officeDocument/2006/customXml" ds:itemID="{10663269-2064-4804-8290-36D4A57F5557}">
-  <ds:schemaRefs>
-    <ds:schemaRef ds:uri="http://schemas.microsoft.com/sharepoint/v3/contenttype/forms"/>
-  </ds:schemaRefs>
-</ds:datastoreItem>
 </file>